--- a/flutter/Module 3 Dart Foundation/Chapter 1/Workshop handouts/workshop1 handout.docx
+++ b/flutter/Module 3 Dart Foundation/Chapter 1/Workshop handouts/workshop1 handout.docx
@@ -1,55 +1,42 @@
 
 <file path=word/document.xml><?xml version="1.0" encoding="utf-8"?>
-<w:document xmlns:mc="http://schemas.openxmlformats.org/markup-compatibility/2006" xmlns:o="urn:schemas-microsoft-com:office:office" xmlns:r="http://schemas.openxmlformats.org/officeDocument/2006/relationships" xmlns:m="http://schemas.openxmlformats.org/officeDocument/2006/math" xmlns:v="urn:schemas-microsoft-com:vml" xmlns:wp="http://schemas.openxmlformats.org/drawingml/2006/wordprocessingDrawing" xmlns:w10="urn:schemas-microsoft-com:office:word" xmlns:w="http://schemas.openxmlformats.org/wordprocessingml/2006/main" xmlns:wne="http://schemas.microsoft.com/office/word/2006/wordml" xmlns:sl="http://schemas.openxmlformats.org/schemaLibrary/2006/main" xmlns:a="http://schemas.openxmlformats.org/drawingml/2006/main" xmlns:pic="http://schemas.openxmlformats.org/drawingml/2006/picture" xmlns:c="http://schemas.openxmlformats.org/drawingml/2006/chart" xmlns:lc="http://schemas.openxmlformats.org/drawingml/2006/lockedCanvas" xmlns:dgm="http://schemas.openxmlformats.org/drawingml/2006/diagram" xmlns:wps="http://schemas.microsoft.com/office/word/2010/wordprocessingShape" xmlns:wpg="http://schemas.microsoft.com/office/word/2010/wordprocessingGroup" xmlns:w14="http://schemas.microsoft.com/office/word/2010/wordml" xmlns:w15="http://schemas.microsoft.com/office/word/2012/wordml">
+<w:document xmlns:wpc="http://schemas.microsoft.com/office/word/2010/wordprocessingCanvas" xmlns:cx="http://schemas.microsoft.com/office/drawing/2014/chartex" xmlns:cx1="http://schemas.microsoft.com/office/drawing/2015/9/8/chartex" xmlns:cx2="http://schemas.microsoft.com/office/drawing/2015/10/21/chartex" xmlns:cx3="http://schemas.microsoft.com/office/drawing/2016/5/9/chartex" xmlns:cx4="http://schemas.microsoft.com/office/drawing/2016/5/10/chartex" xmlns:cx5="http://schemas.microsoft.com/office/drawing/2016/5/11/chartex" xmlns:cx6="http://schemas.microsoft.com/office/drawing/2016/5/12/chartex" xmlns:cx7="http://schemas.microsoft.com/office/drawing/2016/5/13/chartex" xmlns:cx8="http://schemas.microsoft.com/office/drawing/2016/5/14/chartex" xmlns:mc="http://schemas.openxmlformats.org/markup-compatibility/2006" xmlns:aink="http://schemas.microsoft.com/office/drawing/2016/ink" xmlns:am3d="http://schemas.microsoft.com/office/drawing/2017/model3d" xmlns:o="urn:schemas-microsoft-com:office:office" xmlns:oel="http://schemas.microsoft.com/office/2019/extlst" xmlns:r="http://schemas.openxmlformats.org/officeDocument/2006/relationships" xmlns:m="http://schemas.openxmlformats.org/officeDocument/2006/math" xmlns:v="urn:schemas-microsoft-com:vml" xmlns:wp14="http://schemas.microsoft.com/office/word/2010/wordprocessingDrawing" xmlns:wp="http://schemas.openxmlformats.org/drawingml/2006/wordprocessingDrawing" xmlns:w10="urn:schemas-microsoft-com:office:word" xmlns:w="http://schemas.openxmlformats.org/wordprocessingml/2006/main" xmlns:w14="http://schemas.microsoft.com/office/word/2010/wordml" xmlns:w15="http://schemas.microsoft.com/office/word/2012/wordml" xmlns:w16cex="http://schemas.microsoft.com/office/word/2018/wordml/cex" xmlns:w16cid="http://schemas.microsoft.com/office/word/2016/wordml/cid" xmlns:w16="http://schemas.microsoft.com/office/word/2018/wordml" xmlns:w16du="http://schemas.microsoft.com/office/word/2023/wordml/word16du" xmlns:w16sdtdh="http://schemas.microsoft.com/office/word/2020/wordml/sdtdatahash" xmlns:w16sdtfl="http://schemas.microsoft.com/office/word/2024/wordml/sdtformatlock" xmlns:w16se="http://schemas.microsoft.com/office/word/2015/wordml/symex" xmlns:wpg="http://schemas.microsoft.com/office/word/2010/wordprocessingGroup" xmlns:wpi="http://schemas.microsoft.com/office/word/2010/wordprocessingInk" xmlns:wne="http://schemas.microsoft.com/office/word/2006/wordml" xmlns:wps="http://schemas.microsoft.com/office/word/2010/wordprocessingShape" mc:Ignorable="w14 w15 w16se w16cid w16 w16cex w16sdtdh w16sdtfl w16du wp14">
   <w:body>
     <w:p>
       <w:pPr>
-        <w:spacing w:after="240" w:before="240" w:lineRule="auto"/>
+        <w:spacing w:before="240" w:after="240"/>
         <w:jc w:val="center"/>
-        <w:rPr/>
-      </w:pPr>
-      <w:r>
-        <w:rPr>
-          <w:rtl w:val="0"/>
-        </w:rPr>
-        <w:t xml:space="preserve">Printing Hello world</w:t>
-      </w:r>
-    </w:p>
-    <w:p>
-      <w:pPr>
-        <w:spacing w:after="240" w:before="240" w:lineRule="auto"/>
+      </w:pPr>
+      <w:r>
+        <w:t>`</w:t>
+      </w:r>
+      <w:r>
+        <w:t>Printing Hello world</w:t>
+      </w:r>
+    </w:p>
+    <w:p>
+      <w:pPr>
+        <w:spacing w:before="240" w:after="240"/>
         <w:jc w:val="center"/>
-        <w:rPr/>
-      </w:pPr>
-      <w:r>
-        <w:rPr>
-          <w:rtl w:val="0"/>
-        </w:rPr>
-        <w:t xml:space="preserve">Workshop #1</w:t>
-      </w:r>
-    </w:p>
-    <w:p>
-      <w:pPr>
-        <w:spacing w:after="240" w:before="240" w:lineRule="auto"/>
+      </w:pPr>
+      <w:r>
+        <w:t>Workshop #1</w:t>
+      </w:r>
+    </w:p>
+    <w:p>
+      <w:pPr>
+        <w:spacing w:before="240" w:after="240"/>
         <w:jc w:val="center"/>
-        <w:rPr/>
-      </w:pPr>
-      <w:r>
-        <w:rPr>
-          <w:rtl w:val="0"/>
-        </w:rPr>
-        <w:t xml:space="preserve">Flutter Developer Bootcamp</w:t>
-      </w:r>
-    </w:p>
-    <w:p>
-      <w:pPr>
-        <w:spacing w:after="240" w:before="240" w:lineRule="auto"/>
-        <w:rPr/>
-      </w:pPr>
-      <w:r>
-        <w:rPr>
-          <w:rtl w:val="0"/>
-        </w:rPr>
+      </w:pPr>
+      <w:r>
+        <w:t>Flutter Developer Bootcamp</w:t>
+      </w:r>
+    </w:p>
+    <w:p>
+      <w:pPr>
+        <w:spacing w:before="240" w:after="240"/>
+      </w:pPr>
+      <w:r>
         <w:t xml:space="preserve"> </w:t>
       </w:r>
     </w:p>
@@ -58,124 +45,102 @@
         <w:pStyle w:val="Heading1"/>
         <w:keepNext w:val="0"/>
         <w:keepLines w:val="0"/>
-        <w:spacing w:before="480" w:lineRule="auto"/>
-        <w:rPr>
-          <w:b w:val="1"/>
+        <w:spacing w:before="480"/>
+        <w:rPr>
+          <w:b/>
           <w:sz w:val="46"/>
           <w:szCs w:val="46"/>
         </w:rPr>
       </w:pPr>
-      <w:bookmarkStart w:colFirst="0" w:colLast="0" w:name="_wem4abnsbwgz" w:id="0"/>
+      <w:bookmarkStart w:id="0" w:name="_wem4abnsbwgz" w:colFirst="0" w:colLast="0"/>
       <w:bookmarkEnd w:id="0"/>
       <w:r>
         <w:rPr>
-          <w:b w:val="1"/>
+          <w:b/>
           <w:sz w:val="46"/>
           <w:szCs w:val="46"/>
-          <w:rtl w:val="0"/>
-        </w:rPr>
-        <w:t xml:space="preserve">Purpose</w:t>
-      </w:r>
-    </w:p>
-    <w:p>
-      <w:pPr>
-        <w:rPr/>
-      </w:pPr>
-      <w:r>
-        <w:rPr>
-          <w:rtl w:val="0"/>
-        </w:rPr>
-        <w:t xml:space="preserve">This workshop demonstrates likely to introduce participants to the Dart programming language, focusing on its syntax, basic operations, and running simple programs.</w:t>
-      </w:r>
-    </w:p>
-    <w:p>
-      <w:pPr>
-        <w:rPr/>
-      </w:pPr>
-      <w:r>
-        <w:rPr>
-          <w:rtl w:val="0"/>
-        </w:rPr>
-      </w:r>
-    </w:p>
-    <w:p>
-      <w:pPr>
-        <w:rPr/>
-      </w:pPr>
-      <w:r>
-        <w:rPr>
-          <w:rtl w:val="0"/>
-        </w:rPr>
-      </w:r>
-    </w:p>
-    <w:p>
-      <w:pPr>
-        <w:rPr/>
-      </w:pPr>
-      <w:r>
-        <w:rPr>
-          <w:rtl w:val="0"/>
-        </w:rPr>
-      </w:r>
-    </w:p>
-    <w:p>
-      <w:pPr>
-        <w:rPr>
-          <w:b w:val="1"/>
+        </w:rPr>
+        <w:t>Purpose</w:t>
+      </w:r>
+    </w:p>
+    <w:p>
+      <w:r>
+        <w:t>This workshop demonstrates likely to introduce participants to the Dart programming language, focusing on its syntax, basic operations, and running simple programs.</w:t>
+      </w:r>
+    </w:p>
+    <w:p/>
+    <w:p/>
+    <w:p/>
+    <w:p>
+      <w:pPr>
+        <w:rPr>
+          <w:b/>
           <w:sz w:val="46"/>
           <w:szCs w:val="46"/>
         </w:rPr>
       </w:pPr>
       <w:r>
         <w:rPr>
-          <w:b w:val="1"/>
+          <w:b/>
           <w:sz w:val="46"/>
           <w:szCs w:val="46"/>
-          <w:rtl w:val="0"/>
-        </w:rPr>
-        <w:t xml:space="preserve">Problem</w:t>
-      </w:r>
-    </w:p>
-    <w:p>
-      <w:pPr>
-        <w:spacing w:after="240" w:before="240" w:lineRule="auto"/>
-        <w:rPr/>
-      </w:pPr>
-      <w:r>
-        <w:rPr>
-          <w:rtl w:val="0"/>
-        </w:rPr>
-        <w:t xml:space="preserve">In the given workshop demonstrates a basic "Hello, World!" program. It starts with the main function, defined as void main(List&lt;String&gt; args), which serves as the entry point of the application and can optionally accept command-line arguments. Inside the main function, print('Hello world'); outputs the string to the console. This simple example introduces Dart's basic syntax and structure, showcasing function definition, potential command-line input handling, and console output. It's an ideal starting point for setting up a Dart development environment and practicing basic Dart programming.</w:t>
-      </w:r>
-    </w:p>
-    <w:p>
-      <w:pPr>
-        <w:spacing w:after="240" w:before="240" w:lineRule="auto"/>
-        <w:rPr/>
-      </w:pPr>
-      <w:r>
-        <w:rPr>
-          <w:rtl w:val="0"/>
-        </w:rPr>
-      </w:r>
-    </w:p>
-    <w:p>
-      <w:pPr>
-        <w:spacing w:after="240" w:before="240" w:lineRule="auto"/>
-        <w:rPr>
-          <w:b w:val="1"/>
+        </w:rPr>
+        <w:t>Problem</w:t>
+      </w:r>
+    </w:p>
+    <w:p>
+      <w:pPr>
+        <w:spacing w:before="240" w:after="240"/>
+      </w:pPr>
+      <w:r>
+        <w:t xml:space="preserve">In the given workshop demonstrates a basic "Hello, World!" program. It starts with the main function, defined as void </w:t>
+      </w:r>
+      <w:proofErr w:type="gramStart"/>
+      <w:r>
+        <w:t>main(</w:t>
+      </w:r>
+      <w:proofErr w:type="gramEnd"/>
+      <w:r>
+        <w:t xml:space="preserve">List&lt;String&gt; </w:t>
+      </w:r>
+      <w:proofErr w:type="spellStart"/>
+      <w:r>
+        <w:t>args</w:t>
+      </w:r>
+      <w:proofErr w:type="spellEnd"/>
+      <w:r>
+        <w:t xml:space="preserve">), which serves as the entry point of the application and can optionally accept command-line arguments. Inside the main function, </w:t>
+      </w:r>
+      <w:proofErr w:type="gramStart"/>
+      <w:r>
+        <w:t>print(</w:t>
+      </w:r>
+      <w:proofErr w:type="gramEnd"/>
+      <w:r>
+        <w:t>'Hello world'); outputs the string to the console. This simple example introduces Dart's basic syntax and structure, showcasing function definition, potential command-line input handling, and console output. It's an ideal starting point for setting up a Dart development environment and practicing basic Dart programming.</w:t>
+      </w:r>
+    </w:p>
+    <w:p>
+      <w:pPr>
+        <w:spacing w:before="240" w:after="240"/>
+      </w:pPr>
+    </w:p>
+    <w:p>
+      <w:pPr>
+        <w:spacing w:before="240" w:after="240"/>
+        <w:rPr>
+          <w:b/>
           <w:sz w:val="46"/>
           <w:szCs w:val="46"/>
         </w:rPr>
       </w:pPr>
       <w:r>
         <w:rPr>
-          <w:b w:val="1"/>
+          <w:b/>
           <w:sz w:val="46"/>
           <w:szCs w:val="46"/>
-          <w:rtl w:val="0"/>
-        </w:rPr>
-        <w:t xml:space="preserve">How to Solve</w:t>
+        </w:rPr>
+        <w:t>How to Solve</w:t>
       </w:r>
     </w:p>
     <w:p>
@@ -184,27 +149,27 @@
           <w:ilvl w:val="0"/>
           <w:numId w:val="2"/>
         </w:numPr>
-        <w:spacing w:after="240" w:before="240" w:lineRule="auto"/>
-        <w:ind w:left="720" w:hanging="360"/>
-      </w:pPr>
-      <w:r>
-        <w:rPr>
-          <w:rtl w:val="0"/>
-        </w:rPr>
-        <w:t xml:space="preserve">Checkout the workshop from Git Repo:</w:t>
-      </w:r>
-    </w:p>
-    <w:p>
-      <w:pPr>
-        <w:spacing w:after="240" w:before="240" w:lineRule="auto"/>
-        <w:ind w:left="720" w:firstLine="0"/>
-        <w:rPr/>
-      </w:pPr>
-      <w:r>
-        <w:rPr>
-          <w:rtl w:val="0"/>
-        </w:rPr>
-        <w:t xml:space="preserve">git clone -b &lt;user-branch&gt; &lt;repo-URL&gt;</w:t>
+        <w:spacing w:before="240" w:after="240"/>
+      </w:pPr>
+      <w:r>
+        <w:t xml:space="preserve">Checkout the workshop from </w:t>
+      </w:r>
+      <w:proofErr w:type="spellStart"/>
+      <w:r>
+        <w:t>Git</w:t>
+      </w:r>
+      <w:proofErr w:type="spellEnd"/>
+      <w:r>
+        <w:t xml:space="preserve"> Repo:</w:t>
+      </w:r>
+    </w:p>
+    <w:p>
+      <w:pPr>
+        <w:spacing w:before="240" w:after="240"/>
+        <w:ind w:left="720"/>
+      </w:pPr>
+      <w:r>
+        <w:t>git clone -b &lt;user-branch&gt; &lt;repo-URL&gt;</w:t>
       </w:r>
     </w:p>
     <w:p>
@@ -213,14 +178,10 @@
           <w:ilvl w:val="0"/>
           <w:numId w:val="2"/>
         </w:numPr>
-        <w:spacing w:after="0" w:afterAutospacing="0" w:before="240" w:lineRule="auto"/>
-        <w:ind w:left="720" w:hanging="360"/>
-      </w:pPr>
-      <w:r>
-        <w:rPr>
-          <w:rtl w:val="0"/>
-        </w:rPr>
-        <w:t xml:space="preserve">Open the root folder inside VS Code</w:t>
+        <w:spacing w:before="240"/>
+      </w:pPr>
+      <w:r>
+        <w:t>Open the root folder inside VS Code</w:t>
       </w:r>
     </w:p>
     <w:p>
@@ -229,14 +190,9 @@
           <w:ilvl w:val="0"/>
           <w:numId w:val="2"/>
         </w:numPr>
-        <w:spacing w:after="0" w:afterAutospacing="0" w:before="0" w:beforeAutospacing="0" w:lineRule="auto"/>
-        <w:ind w:left="720" w:hanging="360"/>
-      </w:pPr>
-      <w:r>
-        <w:rPr>
-          <w:rtl w:val="0"/>
-        </w:rPr>
-        <w:t xml:space="preserve">Open the root folder in terminal</w:t>
+      </w:pPr>
+      <w:r>
+        <w:t>Open the root folder in terminal</w:t>
       </w:r>
     </w:p>
     <w:p>
@@ -245,22 +201,26 @@
           <w:ilvl w:val="0"/>
           <w:numId w:val="2"/>
         </w:numPr>
-        <w:spacing w:after="0" w:afterAutospacing="0" w:before="0" w:beforeAutospacing="0" w:lineRule="auto"/>
-        <w:ind w:left="720" w:hanging="360"/>
-      </w:pPr>
-      <w:r>
-        <w:rPr>
-          <w:rtl w:val="0"/>
-        </w:rPr>
+      </w:pPr>
+      <w:r>
         <w:t xml:space="preserve">Run the command </w:t>
       </w:r>
       <w:r>
         <w:rPr>
-          <w:rFonts w:ascii="Courier New" w:cs="Courier New" w:eastAsia="Courier New" w:hAnsi="Courier New"/>
-          <w:rtl w:val="0"/>
-        </w:rPr>
-        <w:t xml:space="preserve">dart run filename.dart</w:t>
-      </w:r>
+          <w:rFonts w:ascii="Courier New" w:eastAsia="Courier New" w:hAnsi="Courier New" w:cs="Courier New"/>
+        </w:rPr>
+        <w:t xml:space="preserve">dart run </w:t>
+      </w:r>
+      <w:proofErr w:type="spellStart"/>
+      <w:proofErr w:type="gramStart"/>
+      <w:r>
+        <w:rPr>
+          <w:rFonts w:ascii="Courier New" w:eastAsia="Courier New" w:hAnsi="Courier New" w:cs="Courier New"/>
+        </w:rPr>
+        <w:t>filename.dart</w:t>
+      </w:r>
+      <w:proofErr w:type="spellEnd"/>
+      <w:proofErr w:type="gramEnd"/>
     </w:p>
     <w:p>
       <w:pPr>
@@ -268,14 +228,9 @@
           <w:ilvl w:val="0"/>
           <w:numId w:val="2"/>
         </w:numPr>
-        <w:spacing w:after="0" w:afterAutospacing="0" w:before="0" w:beforeAutospacing="0" w:lineRule="auto"/>
-        <w:ind w:left="720" w:hanging="360"/>
-      </w:pPr>
-      <w:r>
-        <w:rPr>
-          <w:rtl w:val="0"/>
-        </w:rPr>
-        <w:t xml:space="preserve">Program Start:</w:t>
+      </w:pPr>
+      <w:r>
+        <w:t>Program Start:</w:t>
       </w:r>
     </w:p>
     <w:p>
@@ -284,17 +239,9 @@
           <w:ilvl w:val="0"/>
           <w:numId w:val="3"/>
         </w:numPr>
-        <w:spacing w:after="0" w:afterAutospacing="0" w:before="0" w:beforeAutospacing="0" w:lineRule="auto"/>
-        <w:ind w:left="1440" w:hanging="360"/>
-        <w:rPr>
-          <w:u w:val="none"/>
-        </w:rPr>
-      </w:pPr>
-      <w:r>
-        <w:rPr>
-          <w:rtl w:val="0"/>
-        </w:rPr>
-        <w:t xml:space="preserve">When the Dart program is executed, the Dart runtime looks for the main function and starts execution from there.</w:t>
+      </w:pPr>
+      <w:r>
+        <w:t>When the Dart program is executed, the Dart runtime looks for the main function and starts execution from there.</w:t>
       </w:r>
     </w:p>
     <w:p>
@@ -303,14 +250,9 @@
           <w:ilvl w:val="0"/>
           <w:numId w:val="2"/>
         </w:numPr>
-        <w:spacing w:after="0" w:afterAutospacing="0" w:before="0" w:beforeAutospacing="0" w:lineRule="auto"/>
-        <w:ind w:left="720" w:hanging="360"/>
-      </w:pPr>
-      <w:r>
-        <w:rPr>
-          <w:rtl w:val="0"/>
-        </w:rPr>
-        <w:t xml:space="preserve">Print Statement Execution:</w:t>
+      </w:pPr>
+      <w:r>
+        <w:t>Print Statement Execution:</w:t>
       </w:r>
     </w:p>
     <w:p>
@@ -319,17 +261,17 @@
           <w:ilvl w:val="0"/>
           <w:numId w:val="1"/>
         </w:numPr>
-        <w:spacing w:after="0" w:afterAutospacing="0" w:before="0" w:beforeAutospacing="0" w:lineRule="auto"/>
-        <w:ind w:left="1440" w:hanging="360"/>
-        <w:rPr>
-          <w:u w:val="none"/>
-        </w:rPr>
-      </w:pPr>
-      <w:r>
-        <w:rPr>
-          <w:rtl w:val="0"/>
-        </w:rPr>
-        <w:t xml:space="preserve">The print('Hello world'); statement is executed, which outputs the string Hello world to the console.</w:t>
+      </w:pPr>
+      <w:r>
+        <w:t xml:space="preserve">The </w:t>
+      </w:r>
+      <w:proofErr w:type="gramStart"/>
+      <w:r>
+        <w:t>print(</w:t>
+      </w:r>
+      <w:proofErr w:type="gramEnd"/>
+      <w:r>
+        <w:t>'Hello world'); statement is executed, which outputs the string Hello world to the console.</w:t>
       </w:r>
     </w:p>
     <w:p>
@@ -338,103 +280,94 @@
           <w:ilvl w:val="0"/>
           <w:numId w:val="2"/>
         </w:numPr>
-        <w:spacing w:after="240" w:before="0" w:beforeAutospacing="0" w:lineRule="auto"/>
-        <w:ind w:left="720" w:hanging="360"/>
-        <w:rPr>
-          <w:u w:val="none"/>
-        </w:rPr>
-      </w:pPr>
-      <w:r>
-        <w:rPr>
-          <w:rtl w:val="0"/>
-        </w:rPr>
-        <w:t xml:space="preserve">Go To File: &lt;specific-file--method&gt; à &lt;method-name&gt;, implement your  logic.</w:t>
-      </w:r>
-    </w:p>
-    <w:p>
-      <w:pPr>
-        <w:spacing w:after="240" w:before="240" w:lineRule="auto"/>
+        <w:spacing w:after="240"/>
+      </w:pPr>
+      <w:r>
+        <w:lastRenderedPageBreak/>
+        <w:t xml:space="preserve">Go To File: &lt;specific-file--method&gt; à &lt;method-name&gt;, implement </w:t>
+      </w:r>
+      <w:proofErr w:type="gramStart"/>
+      <w:r>
+        <w:t>your  logic</w:t>
+      </w:r>
+      <w:proofErr w:type="gramEnd"/>
+      <w:r>
+        <w:t>.</w:t>
+      </w:r>
+    </w:p>
+    <w:p>
+      <w:pPr>
+        <w:spacing w:before="240" w:after="240"/>
         <w:ind w:left="360"/>
-        <w:rPr/>
-      </w:pPr>
-      <w:r>
-        <w:rPr>
-          <w:rtl w:val="0"/>
-        </w:rPr>
-      </w:r>
-    </w:p>
-    <w:p>
-      <w:pPr>
-        <w:spacing w:after="240" w:before="240" w:lineRule="auto"/>
+      </w:pPr>
+    </w:p>
+    <w:p>
+      <w:pPr>
+        <w:spacing w:before="240" w:after="240"/>
         <w:ind w:left="360"/>
         <w:jc w:val="both"/>
         <w:rPr>
-          <w:b w:val="1"/>
+          <w:b/>
           <w:sz w:val="32"/>
           <w:szCs w:val="32"/>
         </w:rPr>
       </w:pPr>
       <w:r>
         <w:rPr>
-          <w:b w:val="1"/>
+          <w:b/>
           <w:sz w:val="32"/>
           <w:szCs w:val="32"/>
-          <w:rtl w:val="0"/>
-        </w:rPr>
-        <w:t xml:space="preserve">You will Achieve</w:t>
-      </w:r>
-    </w:p>
-    <w:p>
-      <w:pPr>
-        <w:spacing w:after="240" w:before="240" w:lineRule="auto"/>
-        <w:ind w:left="720" w:firstLine="0"/>
+        </w:rPr>
+        <w:t>You will Achieve</w:t>
+      </w:r>
+    </w:p>
+    <w:p>
+      <w:pPr>
+        <w:spacing w:before="240" w:after="240"/>
+        <w:ind w:left="720"/>
         <w:jc w:val="both"/>
-        <w:rPr/>
-      </w:pPr>
-      <w:r>
-        <w:rPr>
-          <w:rtl w:val="0"/>
-        </w:rPr>
-        <w:t xml:space="preserve">When you complete this workshop you will learn the following:</w:t>
-      </w:r>
-    </w:p>
-    <w:p>
-      <w:pPr>
-        <w:ind w:left="720" w:firstLine="0"/>
-        <w:rPr>
-          <w:b w:val="1"/>
-          <w:color w:val="0d0d0d"/>
-        </w:rPr>
-      </w:pPr>
-      <w:r>
-        <w:rPr>
-          <w:color w:val="0d0d0d"/>
-          <w:rtl w:val="0"/>
-        </w:rPr>
-        <w:t xml:space="preserve">Methods and Functions Included</w:t>
-      </w:r>
-      <w:r>
-        <w:rPr>
-          <w:b w:val="1"/>
-          <w:color w:val="0d0d0d"/>
-          <w:rtl w:val="0"/>
-        </w:rPr>
-        <w:t xml:space="preserve">:</w:t>
-      </w:r>
-    </w:p>
-    <w:p>
-      <w:pPr>
-        <w:ind w:left="0" w:firstLine="0"/>
-        <w:rPr>
-          <w:b w:val="1"/>
-          <w:color w:val="0d0d0d"/>
-        </w:rPr>
-      </w:pPr>
-      <w:r>
-        <w:rPr>
-          <w:rtl w:val="0"/>
-        </w:rPr>
-      </w:r>
+      </w:pPr>
+      <w:r>
+        <w:t xml:space="preserve">When you complete this </w:t>
+      </w:r>
+      <w:proofErr w:type="gramStart"/>
+      <w:r>
+        <w:t>workshop</w:t>
+      </w:r>
+      <w:proofErr w:type="gramEnd"/>
+      <w:r>
+        <w:t xml:space="preserve"> you will learn the following:</w:t>
+      </w:r>
+    </w:p>
+    <w:p>
+      <w:pPr>
+        <w:ind w:left="720"/>
+        <w:rPr>
+          <w:b/>
+          <w:color w:val="0D0D0D"/>
+        </w:rPr>
+      </w:pPr>
+      <w:r>
+        <w:rPr>
+          <w:color w:val="0D0D0D"/>
+        </w:rPr>
+        <w:t>Methods and Functions Included</w:t>
+      </w:r>
+      <w:r>
+        <w:rPr>
+          <w:b/>
+          <w:color w:val="0D0D0D"/>
+        </w:rPr>
+        <w:t>:</w:t>
+      </w:r>
+    </w:p>
+    <w:p>
+      <w:pPr>
+        <w:rPr>
+          <w:b/>
+          <w:color w:val="0D0D0D"/>
+        </w:rPr>
+      </w:pPr>
     </w:p>
     <w:p>
       <w:pPr>
@@ -442,20 +375,17 @@
           <w:ilvl w:val="0"/>
           <w:numId w:val="4"/>
         </w:numPr>
-        <w:ind w:left="1440" w:hanging="360"/>
-        <w:rPr>
-          <w:b w:val="1"/>
-          <w:color w:val="0d0d0d"/>
-          <w:u w:val="none"/>
-        </w:rPr>
-      </w:pPr>
-      <w:r>
-        <w:rPr>
-          <w:b w:val="1"/>
-          <w:color w:val="0d0d0d"/>
-          <w:rtl w:val="0"/>
-        </w:rPr>
-        <w:t xml:space="preserve">main Function:</w:t>
+        <w:rPr>
+          <w:b/>
+          <w:color w:val="0D0D0D"/>
+        </w:rPr>
+      </w:pPr>
+      <w:r>
+        <w:rPr>
+          <w:b/>
+          <w:color w:val="0D0D0D"/>
+        </w:rPr>
+        <w:t>main Function:</w:t>
       </w:r>
     </w:p>
     <w:p>
@@ -464,17 +394,43 @@
           <w:ilvl w:val="0"/>
           <w:numId w:val="4"/>
         </w:numPr>
-        <w:ind w:left="1440" w:hanging="360"/>
-        <w:rPr>
-          <w:color w:val="0d0d0d"/>
-        </w:rPr>
-      </w:pPr>
-      <w:r>
-        <w:rPr>
-          <w:color w:val="0d0d0d"/>
-          <w:rtl w:val="0"/>
-        </w:rPr>
-        <w:t xml:space="preserve">Syntax: void main(List&lt;String&gt; args)</w:t>
+        <w:rPr>
+          <w:color w:val="0D0D0D"/>
+        </w:rPr>
+      </w:pPr>
+      <w:r>
+        <w:rPr>
+          <w:color w:val="0D0D0D"/>
+        </w:rPr>
+        <w:t xml:space="preserve">Syntax: void </w:t>
+      </w:r>
+      <w:proofErr w:type="gramStart"/>
+      <w:r>
+        <w:rPr>
+          <w:color w:val="0D0D0D"/>
+        </w:rPr>
+        <w:t>main(</w:t>
+      </w:r>
+      <w:proofErr w:type="gramEnd"/>
+      <w:r>
+        <w:rPr>
+          <w:color w:val="0D0D0D"/>
+        </w:rPr>
+        <w:t xml:space="preserve">List&lt;String&gt; </w:t>
+      </w:r>
+      <w:proofErr w:type="spellStart"/>
+      <w:r>
+        <w:rPr>
+          <w:color w:val="0D0D0D"/>
+        </w:rPr>
+        <w:t>args</w:t>
+      </w:r>
+      <w:proofErr w:type="spellEnd"/>
+      <w:r>
+        <w:rPr>
+          <w:color w:val="0D0D0D"/>
+        </w:rPr>
+        <w:t>)</w:t>
       </w:r>
     </w:p>
     <w:p>
@@ -483,32 +439,25 @@
           <w:ilvl w:val="0"/>
           <w:numId w:val="4"/>
         </w:numPr>
-        <w:ind w:left="1440" w:hanging="360"/>
-        <w:rPr>
-          <w:color w:val="0d0d0d"/>
-        </w:rPr>
-      </w:pPr>
-      <w:r>
-        <w:rPr>
-          <w:color w:val="0d0d0d"/>
-          <w:rtl w:val="0"/>
-        </w:rPr>
-        <w:t xml:space="preserve">Purpose: Serves as the entry point of the Dart application. It can accept a list of command-line arguments.</w:t>
-      </w:r>
-    </w:p>
-    <w:p>
-      <w:pPr>
-        <w:ind w:left="720" w:firstLine="0"/>
-        <w:rPr>
-          <w:b w:val="1"/>
-          <w:color w:val="0d0d0d"/>
-        </w:rPr>
-      </w:pPr>
-      <w:r>
-        <w:rPr>
-          <w:rtl w:val="0"/>
-        </w:rPr>
-      </w:r>
+        <w:rPr>
+          <w:color w:val="0D0D0D"/>
+        </w:rPr>
+      </w:pPr>
+      <w:r>
+        <w:rPr>
+          <w:color w:val="0D0D0D"/>
+        </w:rPr>
+        <w:t>Purpose: Serves as the entry point of the Dart application. It can accept a list of command-line arguments.</w:t>
+      </w:r>
+    </w:p>
+    <w:p>
+      <w:pPr>
+        <w:ind w:left="720"/>
+        <w:rPr>
+          <w:b/>
+          <w:color w:val="0D0D0D"/>
+        </w:rPr>
+      </w:pPr>
     </w:p>
     <w:p>
       <w:pPr>
@@ -516,20 +465,17 @@
           <w:ilvl w:val="0"/>
           <w:numId w:val="5"/>
         </w:numPr>
-        <w:ind w:left="1440" w:hanging="360"/>
-        <w:rPr>
-          <w:b w:val="1"/>
-          <w:color w:val="0d0d0d"/>
-          <w:u w:val="none"/>
-        </w:rPr>
-      </w:pPr>
-      <w:r>
-        <w:rPr>
-          <w:b w:val="1"/>
-          <w:color w:val="0d0d0d"/>
-          <w:rtl w:val="0"/>
-        </w:rPr>
-        <w:t xml:space="preserve">print Function:</w:t>
+        <w:rPr>
+          <w:b/>
+          <w:color w:val="0D0D0D"/>
+        </w:rPr>
+      </w:pPr>
+      <w:r>
+        <w:rPr>
+          <w:b/>
+          <w:color w:val="0D0D0D"/>
+        </w:rPr>
+        <w:t>print Function:</w:t>
       </w:r>
     </w:p>
     <w:p>
@@ -538,17 +484,29 @@
           <w:ilvl w:val="0"/>
           <w:numId w:val="5"/>
         </w:numPr>
-        <w:ind w:left="1440" w:hanging="360"/>
-        <w:rPr>
-          <w:color w:val="0d0d0d"/>
-        </w:rPr>
-      </w:pPr>
-      <w:r>
-        <w:rPr>
-          <w:color w:val="0d0d0d"/>
-          <w:rtl w:val="0"/>
-        </w:rPr>
-        <w:t xml:space="preserve">Syntax: print(Object object)</w:t>
+        <w:rPr>
+          <w:color w:val="0D0D0D"/>
+        </w:rPr>
+      </w:pPr>
+      <w:r>
+        <w:rPr>
+          <w:color w:val="0D0D0D"/>
+        </w:rPr>
+        <w:t xml:space="preserve">Syntax: </w:t>
+      </w:r>
+      <w:proofErr w:type="gramStart"/>
+      <w:r>
+        <w:rPr>
+          <w:color w:val="0D0D0D"/>
+        </w:rPr>
+        <w:t>print(</w:t>
+      </w:r>
+      <w:proofErr w:type="gramEnd"/>
+      <w:r>
+        <w:rPr>
+          <w:color w:val="0D0D0D"/>
+        </w:rPr>
+        <w:t>Object object)</w:t>
       </w:r>
     </w:p>
     <w:p>
@@ -557,90 +515,65 @@
           <w:ilvl w:val="0"/>
           <w:numId w:val="5"/>
         </w:numPr>
-        <w:ind w:left="1440" w:hanging="360"/>
-        <w:rPr>
-          <w:color w:val="0d0d0d"/>
-        </w:rPr>
-      </w:pPr>
-      <w:r>
-        <w:rPr>
-          <w:color w:val="0d0d0d"/>
-          <w:rtl w:val="0"/>
-        </w:rPr>
-        <w:t xml:space="preserve">Purpose: Outputs text or objects to the console. In this case, it is used to print the string 'Hello world'.</w:t>
-      </w:r>
-    </w:p>
-    <w:p>
-      <w:pPr>
-        <w:ind w:left="0" w:firstLine="0"/>
-        <w:rPr>
-          <w:color w:val="0d0d0d"/>
-        </w:rPr>
-      </w:pPr>
-      <w:r>
-        <w:rPr>
-          <w:rtl w:val="0"/>
-        </w:rPr>
-      </w:r>
-    </w:p>
-    <w:p>
-      <w:pPr>
-        <w:rPr>
-          <w:color w:val="0d0d0d"/>
-        </w:rPr>
-      </w:pPr>
-      <w:r>
-        <w:rPr>
-          <w:rtl w:val="0"/>
-        </w:rPr>
-      </w:r>
-    </w:p>
-    <w:p>
-      <w:pPr>
-        <w:rPr>
-          <w:b w:val="1"/>
-          <w:color w:val="0d0d0d"/>
-        </w:rPr>
-      </w:pPr>
-      <w:r>
-        <w:rPr>
-          <w:rtl w:val="0"/>
-        </w:rPr>
-      </w:r>
-    </w:p>
-    <w:p>
-      <w:pPr>
-        <w:spacing w:after="240" w:before="240" w:lineRule="auto"/>
-        <w:rPr/>
-      </w:pPr>
-      <w:r>
-        <w:rPr>
-          <w:rtl w:val="0"/>
-        </w:rPr>
-      </w:r>
+        <w:rPr>
+          <w:color w:val="0D0D0D"/>
+        </w:rPr>
+      </w:pPr>
+      <w:r>
+        <w:rPr>
+          <w:color w:val="0D0D0D"/>
+        </w:rPr>
+        <w:t>Purpose: Outputs text or objects to the console. In this case, it is used to print the string 'Hello world'.</w:t>
+      </w:r>
+    </w:p>
+    <w:p>
+      <w:pPr>
+        <w:rPr>
+          <w:color w:val="0D0D0D"/>
+        </w:rPr>
+      </w:pPr>
+    </w:p>
+    <w:p>
+      <w:pPr>
+        <w:rPr>
+          <w:color w:val="0D0D0D"/>
+        </w:rPr>
+      </w:pPr>
+    </w:p>
+    <w:p>
+      <w:pPr>
+        <w:rPr>
+          <w:b/>
+          <w:color w:val="0D0D0D"/>
+        </w:rPr>
+      </w:pPr>
+    </w:p>
+    <w:p>
+      <w:pPr>
+        <w:spacing w:before="240" w:after="240"/>
+      </w:pPr>
     </w:p>
     <w:p>
       <w:pPr>
         <w:pStyle w:val="Heading1"/>
         <w:keepNext w:val="0"/>
         <w:keepLines w:val="0"/>
-        <w:spacing w:before="480" w:lineRule="auto"/>
-        <w:rPr>
-          <w:b w:val="1"/>
+        <w:spacing w:before="480"/>
+        <w:rPr>
+          <w:b/>
           <w:sz w:val="46"/>
           <w:szCs w:val="46"/>
         </w:rPr>
       </w:pPr>
-      <w:bookmarkStart w:colFirst="0" w:colLast="0" w:name="_cbygbs13z12u" w:id="1"/>
+      <w:bookmarkStart w:id="1" w:name="_cbygbs13z12u" w:colFirst="0" w:colLast="0"/>
       <w:bookmarkEnd w:id="1"/>
       <w:r>
         <w:rPr>
-          <w:b w:val="1"/>
+          <w:b/>
           <w:sz w:val="46"/>
           <w:szCs w:val="46"/>
-          <w:rtl w:val="0"/>
-        </w:rPr>
-        <w:t xml:space="preserve">Screenshots</w:t>
+        </w:rPr>
+        <w:t>Screenshots</w:t>
       </w:r>
     </w:p>
     <w:p>
@@ -648,56 +581,46 @@
         <w:pStyle w:val="Heading2"/>
         <w:keepNext w:val="0"/>
         <w:keepLines w:val="0"/>
-        <w:spacing w:after="80" w:lineRule="auto"/>
-        <w:rPr>
-          <w:b w:val="1"/>
+        <w:spacing w:after="80"/>
+        <w:rPr>
+          <w:b/>
           <w:sz w:val="34"/>
           <w:szCs w:val="34"/>
         </w:rPr>
       </w:pPr>
-      <w:bookmarkStart w:colFirst="0" w:colLast="0" w:name="_lwq3lxhs2g0j" w:id="2"/>
+      <w:bookmarkStart w:id="2" w:name="_lwq3lxhs2g0j" w:colFirst="0" w:colLast="0"/>
       <w:bookmarkEnd w:id="2"/>
       <w:r>
         <w:rPr>
-          <w:b w:val="1"/>
+          <w:b/>
           <w:sz w:val="34"/>
           <w:szCs w:val="34"/>
-          <w:rtl w:val="0"/>
-        </w:rPr>
-        <w:t xml:space="preserve">Before implementation (without printing hello world)</w:t>
-      </w:r>
-    </w:p>
-    <w:p>
-      <w:pPr>
-        <w:rPr/>
-      </w:pPr>
-      <w:r>
-        <w:rPr>
-          <w:rtl w:val="0"/>
-        </w:rPr>
-      </w:r>
-    </w:p>
-    <w:p>
-      <w:pPr>
-        <w:rPr/>
-      </w:pPr>
-      <w:r>
-        <w:rPr/>
+        </w:rPr>
+        <w:t>Before implementation (without printing hello world)</w:t>
+      </w:r>
+    </w:p>
+    <w:p/>
+    <w:p>
+      <w:r>
+        <w:rPr>
+          <w:noProof/>
+        </w:rPr>
         <w:drawing>
-          <wp:inline distB="114300" distT="114300" distL="114300" distR="114300">
+          <wp:inline distT="114300" distB="114300" distL="114300" distR="114300" wp14:anchorId="4912C40B" wp14:editId="6FF7AB37">
             <wp:extent cx="6191250" cy="1562100"/>
-            <wp:effectExtent b="0" l="0" r="0" t="0"/>
+            <wp:effectExtent l="0" t="0" r="0" b="0"/>
             <wp:docPr id="1" name="image2.png"/>
-            <a:graphic>
+            <wp:cNvGraphicFramePr/>
+            <a:graphic xmlns:a="http://schemas.openxmlformats.org/drawingml/2006/main">
               <a:graphicData uri="http://schemas.openxmlformats.org/drawingml/2006/picture">
-                <pic:pic>
+                <pic:pic xmlns:pic="http://schemas.openxmlformats.org/drawingml/2006/picture">
                   <pic:nvPicPr>
                     <pic:cNvPr id="0" name="image2.png"/>
                     <pic:cNvPicPr preferRelativeResize="0"/>
                   </pic:nvPicPr>
                   <pic:blipFill>
-                    <a:blip r:embed="rId6"/>
-                    <a:srcRect b="0" l="0" r="0" t="0"/>
+                    <a:blip r:embed="rId5"/>
+                    <a:srcRect/>
                     <a:stretch>
                       <a:fillRect/>
                     </a:stretch>
@@ -707,7 +630,9 @@
                       <a:off x="0" y="0"/>
                       <a:ext cx="6191250" cy="1562100"/>
                     </a:xfrm>
-                    <a:prstGeom prst="rect"/>
+                    <a:prstGeom prst="rect">
+                      <a:avLst/>
+                    </a:prstGeom>
                     <a:ln/>
                   </pic:spPr>
                 </pic:pic>
@@ -716,109 +641,64 @@
           </wp:inline>
         </w:drawing>
       </w:r>
-      <w:r>
-        <w:rPr>
-          <w:rtl w:val="0"/>
-        </w:rPr>
-      </w:r>
-    </w:p>
-    <w:p>
-      <w:pPr>
-        <w:rPr/>
-      </w:pPr>
-      <w:r>
-        <w:rPr>
-          <w:rtl w:val="0"/>
-        </w:rPr>
-      </w:r>
-    </w:p>
-    <w:p>
-      <w:pPr>
-        <w:rPr/>
-      </w:pPr>
-      <w:r>
-        <w:rPr>
-          <w:rtl w:val="0"/>
-        </w:rPr>
-      </w:r>
-    </w:p>
-    <w:p>
-      <w:pPr>
-        <w:spacing w:after="240" w:before="240" w:lineRule="auto"/>
-        <w:rPr/>
-      </w:pPr>
-      <w:r>
-        <w:rPr>
-          <w:rtl w:val="0"/>
-        </w:rPr>
-      </w:r>
+    </w:p>
+    <w:p/>
+    <w:p/>
+    <w:p>
+      <w:pPr>
+        <w:spacing w:before="240" w:after="240"/>
+      </w:pPr>
     </w:p>
     <w:p>
       <w:pPr>
         <w:pStyle w:val="Heading2"/>
         <w:keepNext w:val="0"/>
         <w:keepLines w:val="0"/>
-        <w:spacing w:after="80" w:lineRule="auto"/>
-        <w:rPr>
-          <w:b w:val="1"/>
+        <w:spacing w:after="80"/>
+        <w:rPr>
+          <w:b/>
           <w:sz w:val="34"/>
           <w:szCs w:val="34"/>
         </w:rPr>
       </w:pPr>
-      <w:bookmarkStart w:colFirst="0" w:colLast="0" w:name="_lvdxmweo3pbn" w:id="3"/>
+      <w:bookmarkStart w:id="3" w:name="_lvdxmweo3pbn" w:colFirst="0" w:colLast="0"/>
       <w:bookmarkEnd w:id="3"/>
       <w:r>
         <w:rPr>
-          <w:b w:val="1"/>
+          <w:b/>
           <w:sz w:val="34"/>
           <w:szCs w:val="34"/>
-          <w:rtl w:val="0"/>
-        </w:rPr>
-        <w:t xml:space="preserve">After implementation (with printing hello world)</w:t>
-      </w:r>
-    </w:p>
-    <w:p>
-      <w:pPr>
-        <w:rPr/>
-      </w:pPr>
-      <w:r>
-        <w:rPr>
-          <w:rtl w:val="0"/>
-        </w:rPr>
-      </w:r>
-    </w:p>
-    <w:p>
-      <w:pPr>
-        <w:rPr/>
-      </w:pPr>
-      <w:r>
-        <w:rPr>
-          <w:rtl w:val="0"/>
-        </w:rPr>
-      </w:r>
-    </w:p>
-    <w:p>
-      <w:pPr>
-        <w:spacing w:after="240" w:before="240" w:lineRule="auto"/>
-        <w:rPr/>
-      </w:pPr>
-      <w:r>
-        <w:rPr/>
+        </w:rPr>
+        <w:lastRenderedPageBreak/>
+        <w:t>After implementation (with printing hello world)</w:t>
+      </w:r>
+    </w:p>
+    <w:p/>
+    <w:p/>
+    <w:p>
+      <w:pPr>
+        <w:spacing w:before="240" w:after="240"/>
+      </w:pPr>
+      <w:r>
+        <w:rPr>
+          <w:noProof/>
+        </w:rPr>
         <w:drawing>
-          <wp:inline distB="114300" distT="114300" distL="114300" distR="114300">
+          <wp:inline distT="114300" distB="114300" distL="114300" distR="114300" wp14:anchorId="0B70594A" wp14:editId="701E2C8B">
             <wp:extent cx="6238875" cy="1543050"/>
-            <wp:effectExtent b="0" l="0" r="0" t="0"/>
+            <wp:effectExtent l="0" t="0" r="0" b="0"/>
             <wp:docPr id="2" name="image1.png"/>
-            <a:graphic>
+            <wp:cNvGraphicFramePr/>
+            <a:graphic xmlns:a="http://schemas.openxmlformats.org/drawingml/2006/main">
               <a:graphicData uri="http://schemas.openxmlformats.org/drawingml/2006/picture">
-                <pic:pic>
+                <pic:pic xmlns:pic="http://schemas.openxmlformats.org/drawingml/2006/picture">
                   <pic:nvPicPr>
                     <pic:cNvPr id="0" name="image1.png"/>
                     <pic:cNvPicPr preferRelativeResize="0"/>
                   </pic:nvPicPr>
                   <pic:blipFill>
-                    <a:blip r:embed="rId7"/>
-                    <a:srcRect b="0" l="0" r="0" t="0"/>
+                    <a:blip r:embed="rId6"/>
+                    <a:srcRect/>
                     <a:stretch>
                       <a:fillRect/>
                     </a:stretch>
@@ -828,7 +708,9 @@
                       <a:off x="0" y="0"/>
                       <a:ext cx="6238875" cy="1543050"/>
                     </a:xfrm>
-                    <a:prstGeom prst="rect"/>
+                    <a:prstGeom prst="rect">
+                      <a:avLst/>
+                    </a:prstGeom>
                     <a:ln/>
                   </pic:spPr>
                 </pic:pic>
@@ -837,43 +719,22 @@
           </wp:inline>
         </w:drawing>
       </w:r>
-      <w:r>
-        <w:rPr>
-          <w:rtl w:val="0"/>
-        </w:rPr>
-      </w:r>
-    </w:p>
-    <w:p>
-      <w:pPr>
-        <w:spacing w:after="240" w:before="240" w:lineRule="auto"/>
-        <w:rPr/>
-      </w:pPr>
-      <w:r>
-        <w:rPr>
-          <w:rtl w:val="0"/>
-        </w:rPr>
-      </w:r>
-    </w:p>
-    <w:p>
-      <w:pPr>
-        <w:spacing w:after="240" w:before="240" w:lineRule="auto"/>
-        <w:rPr/>
-      </w:pPr>
-      <w:r>
-        <w:rPr>
-          <w:rtl w:val="0"/>
-        </w:rPr>
-      </w:r>
-    </w:p>
-    <w:p>
-      <w:pPr>
-        <w:spacing w:after="240" w:before="240" w:lineRule="auto"/>
-        <w:rPr/>
-      </w:pPr>
-      <w:r>
-        <w:rPr>
-          <w:rtl w:val="0"/>
-        </w:rPr>
+    </w:p>
+    <w:p>
+      <w:pPr>
+        <w:spacing w:before="240" w:after="240"/>
+      </w:pPr>
+    </w:p>
+    <w:p>
+      <w:pPr>
+        <w:spacing w:before="240" w:after="240"/>
+      </w:pPr>
+    </w:p>
+    <w:p>
+      <w:pPr>
+        <w:spacing w:before="240" w:after="240"/>
+      </w:pPr>
+      <w:r>
         <w:t xml:space="preserve"> </w:t>
       </w:r>
     </w:p>
@@ -882,58 +743,45 @@
         <w:pStyle w:val="Heading1"/>
         <w:keepNext w:val="0"/>
         <w:keepLines w:val="0"/>
-        <w:spacing w:before="480" w:lineRule="auto"/>
-        <w:rPr>
-          <w:b w:val="1"/>
+        <w:spacing w:before="480"/>
+        <w:rPr>
+          <w:b/>
           <w:sz w:val="46"/>
           <w:szCs w:val="46"/>
         </w:rPr>
       </w:pPr>
-      <w:bookmarkStart w:colFirst="0" w:colLast="0" w:name="_k03ass23jtrl" w:id="4"/>
+      <w:bookmarkStart w:id="4" w:name="_k03ass23jtrl" w:colFirst="0" w:colLast="0"/>
       <w:bookmarkEnd w:id="4"/>
       <w:r>
         <w:rPr>
-          <w:b w:val="1"/>
+          <w:b/>
           <w:sz w:val="46"/>
           <w:szCs w:val="46"/>
-          <w:rtl w:val="0"/>
-        </w:rPr>
-        <w:t xml:space="preserve">How to submit your workshop</w:t>
-      </w:r>
-    </w:p>
-    <w:p>
-      <w:pPr>
-        <w:spacing w:after="240" w:before="240" w:lineRule="auto"/>
-        <w:rPr/>
-      </w:pPr>
-      <w:r>
-        <w:rPr>
-          <w:rtl w:val="0"/>
-        </w:rPr>
-        <w:t xml:space="preserve">Push your project back to the same git branch using command:</w:t>
-      </w:r>
-    </w:p>
-    <w:p>
-      <w:pPr>
-        <w:spacing w:after="240" w:before="240" w:lineRule="auto"/>
-        <w:rPr/>
-      </w:pPr>
-      <w:r>
-        <w:rPr>
-          <w:rtl w:val="0"/>
-        </w:rPr>
-        <w:t xml:space="preserve">&lt;command name&gt;</w:t>
-      </w:r>
-    </w:p>
-    <w:p>
-      <w:pPr>
-        <w:spacing w:after="240" w:before="240" w:lineRule="auto"/>
-        <w:rPr/>
-      </w:pPr>
-      <w:r>
-        <w:rPr>
-          <w:rtl w:val="0"/>
-        </w:rPr>
+        </w:rPr>
+        <w:t>How to submit your workshop</w:t>
+      </w:r>
+    </w:p>
+    <w:p>
+      <w:pPr>
+        <w:spacing w:before="240" w:after="240"/>
+      </w:pPr>
+      <w:r>
+        <w:t>Push your project back to the same git branch using command:</w:t>
+      </w:r>
+    </w:p>
+    <w:p>
+      <w:pPr>
+        <w:spacing w:before="240" w:after="240"/>
+      </w:pPr>
+      <w:r>
+        <w:t>&lt;command name&gt;</w:t>
+      </w:r>
+    </w:p>
+    <w:p>
+      <w:pPr>
+        <w:spacing w:before="240" w:after="240"/>
+      </w:pPr>
+      <w:r>
         <w:t xml:space="preserve"> </w:t>
       </w:r>
     </w:p>
@@ -942,239 +790,56 @@
         <w:pStyle w:val="Heading1"/>
         <w:keepNext w:val="0"/>
         <w:keepLines w:val="0"/>
-        <w:spacing w:before="480" w:lineRule="auto"/>
-        <w:rPr>
-          <w:b w:val="1"/>
+        <w:spacing w:before="480"/>
+        <w:rPr>
+          <w:b/>
           <w:sz w:val="46"/>
           <w:szCs w:val="46"/>
         </w:rPr>
       </w:pPr>
-      <w:bookmarkStart w:colFirst="0" w:colLast="0" w:name="_4mr94flr0u9" w:id="5"/>
+      <w:bookmarkStart w:id="5" w:name="_4mr94flr0u9" w:colFirst="0" w:colLast="0"/>
       <w:bookmarkEnd w:id="5"/>
       <w:r>
         <w:rPr>
-          <w:b w:val="1"/>
+          <w:b/>
           <w:sz w:val="46"/>
           <w:szCs w:val="46"/>
-          <w:rtl w:val="0"/>
-        </w:rPr>
-        <w:t xml:space="preserve">Happy Coding!</w:t>
-      </w:r>
-    </w:p>
-    <w:p>
-      <w:pPr>
-        <w:spacing w:after="240" w:before="240" w:lineRule="auto"/>
-        <w:rPr/>
-      </w:pPr>
-      <w:r>
-        <w:rPr>
-          <w:rtl w:val="0"/>
-        </w:rPr>
+        </w:rPr>
+        <w:t>Happy Coding!</w:t>
+      </w:r>
+    </w:p>
+    <w:p>
+      <w:pPr>
+        <w:spacing w:before="240" w:after="240"/>
+      </w:pPr>
+      <w:r>
         <w:t xml:space="preserve"> </w:t>
       </w:r>
     </w:p>
-    <w:p>
-      <w:pPr>
-        <w:rPr/>
-      </w:pPr>
-      <w:r>
-        <w:rPr>
-          <w:rtl w:val="0"/>
-        </w:rPr>
-      </w:r>
-    </w:p>
-    <w:p>
-      <w:pPr>
-        <w:rPr/>
-      </w:pPr>
-      <w:r>
-        <w:rPr>
-          <w:rtl w:val="0"/>
-        </w:rPr>
-      </w:r>
-    </w:p>
-    <w:p>
-      <w:pPr>
-        <w:rPr/>
-      </w:pPr>
-      <w:r>
-        <w:rPr>
-          <w:rtl w:val="0"/>
-        </w:rPr>
-      </w:r>
-    </w:p>
-    <w:p>
-      <w:pPr>
-        <w:rPr/>
-      </w:pPr>
-      <w:r>
-        <w:rPr>
-          <w:rtl w:val="0"/>
-        </w:rPr>
-      </w:r>
-    </w:p>
-    <w:p>
-      <w:pPr>
-        <w:rPr/>
-      </w:pPr>
-      <w:r>
-        <w:rPr>
-          <w:rtl w:val="0"/>
-        </w:rPr>
-      </w:r>
-    </w:p>
-    <w:p>
-      <w:pPr>
-        <w:rPr/>
-      </w:pPr>
-      <w:r>
-        <w:rPr>
-          <w:rtl w:val="0"/>
-        </w:rPr>
-      </w:r>
-    </w:p>
-    <w:p>
-      <w:pPr>
-        <w:rPr/>
-      </w:pPr>
-      <w:r>
-        <w:rPr>
-          <w:rtl w:val="0"/>
-        </w:rPr>
-      </w:r>
-    </w:p>
-    <w:p>
-      <w:pPr>
-        <w:rPr/>
-      </w:pPr>
-      <w:r>
-        <w:rPr>
-          <w:rtl w:val="0"/>
-        </w:rPr>
-      </w:r>
-    </w:p>
+    <w:p/>
+    <w:p/>
+    <w:p/>
+    <w:p/>
+    <w:p/>
+    <w:p/>
+    <w:p/>
+    <w:p/>
     <w:sectPr>
-      <w:pgSz w:h="15840" w:w="12240" w:orient="portrait"/>
-      <w:pgMar w:bottom="1440" w:top="1440" w:left="1440" w:right="1440" w:header="720" w:footer="720"/>
+      <w:pgSz w:w="12240" w:h="15840"/>
+      <w:pgMar w:top="1440" w:right="1440" w:bottom="1440" w:left="1440" w:header="720" w:footer="720" w:gutter="0"/>
       <w:pgNumType w:start="1"/>
+      <w:cols w:space="720"/>
     </w:sectPr>
   </w:body>
 </w:document>
 </file>
 
 <file path=word/numbering.xml><?xml version="1.0" encoding="utf-8"?>
-<w:numbering xmlns:mc="http://schemas.openxmlformats.org/markup-compatibility/2006" xmlns:o="urn:schemas-microsoft-com:office:office" xmlns:r="http://schemas.openxmlformats.org/officeDocument/2006/relationships" xmlns:m="http://schemas.openxmlformats.org/officeDocument/2006/math" xmlns:v="urn:schemas-microsoft-com:vml" xmlns:wp="http://schemas.openxmlformats.org/drawingml/2006/wordprocessingDrawing" xmlns:w10="urn:schemas-microsoft-com:office:word" xmlns:w="http://schemas.openxmlformats.org/wordprocessingml/2006/main" xmlns:wne="http://schemas.microsoft.com/office/word/2006/wordml" xmlns:sl="http://schemas.openxmlformats.org/schemaLibrary/2006/main" xmlns:a="http://schemas.openxmlformats.org/drawingml/2006/main" xmlns:pic="http://schemas.openxmlformats.org/drawingml/2006/picture" xmlns:c="http://schemas.openxmlformats.org/drawingml/2006/chart" xmlns:lc="http://schemas.openxmlformats.org/drawingml/2006/lockedCanvas" xmlns:dgm="http://schemas.openxmlformats.org/drawingml/2006/diagram" xmlns:wps="http://schemas.microsoft.com/office/word/2010/wordprocessingShape" xmlns:wpg="http://schemas.microsoft.com/office/word/2010/wordprocessingGroup" xmlns:w14="http://schemas.microsoft.com/office/word/2010/wordml" xmlns:w15="http://schemas.microsoft.com/office/word/2012/wordml">
-  <w:abstractNum w:abstractNumId="1">
-    <w:lvl w:ilvl="0">
-      <w:start w:val="1"/>
-      <w:numFmt w:val="bullet"/>
-      <w:lvlText w:val="●"/>
-      <w:lvlJc w:val="left"/>
-      <w:pPr>
-        <w:ind w:left="1440" w:hanging="360"/>
-      </w:pPr>
-      <w:rPr>
-        <w:u w:val="none"/>
-      </w:rPr>
-    </w:lvl>
-    <w:lvl w:ilvl="1">
-      <w:start w:val="1"/>
-      <w:numFmt w:val="bullet"/>
-      <w:lvlText w:val="○"/>
-      <w:lvlJc w:val="left"/>
-      <w:pPr>
-        <w:ind w:left="2160" w:hanging="360"/>
-      </w:pPr>
-      <w:rPr>
-        <w:u w:val="none"/>
-      </w:rPr>
-    </w:lvl>
-    <w:lvl w:ilvl="2">
-      <w:start w:val="1"/>
-      <w:numFmt w:val="bullet"/>
-      <w:lvlText w:val="■"/>
-      <w:lvlJc w:val="left"/>
-      <w:pPr>
-        <w:ind w:left="2880" w:hanging="360"/>
-      </w:pPr>
-      <w:rPr>
-        <w:u w:val="none"/>
-      </w:rPr>
-    </w:lvl>
-    <w:lvl w:ilvl="3">
-      <w:start w:val="1"/>
-      <w:numFmt w:val="bullet"/>
-      <w:lvlText w:val="●"/>
-      <w:lvlJc w:val="left"/>
-      <w:pPr>
-        <w:ind w:left="3600" w:hanging="360"/>
-      </w:pPr>
-      <w:rPr>
-        <w:u w:val="none"/>
-      </w:rPr>
-    </w:lvl>
-    <w:lvl w:ilvl="4">
-      <w:start w:val="1"/>
-      <w:numFmt w:val="bullet"/>
-      <w:lvlText w:val="○"/>
-      <w:lvlJc w:val="left"/>
-      <w:pPr>
-        <w:ind w:left="4320" w:hanging="360"/>
-      </w:pPr>
-      <w:rPr>
-        <w:u w:val="none"/>
-      </w:rPr>
-    </w:lvl>
-    <w:lvl w:ilvl="5">
-      <w:start w:val="1"/>
-      <w:numFmt w:val="bullet"/>
-      <w:lvlText w:val="■"/>
-      <w:lvlJc w:val="left"/>
-      <w:pPr>
-        <w:ind w:left="5040" w:hanging="360"/>
-      </w:pPr>
-      <w:rPr>
-        <w:u w:val="none"/>
-      </w:rPr>
-    </w:lvl>
-    <w:lvl w:ilvl="6">
-      <w:start w:val="1"/>
-      <w:numFmt w:val="bullet"/>
-      <w:lvlText w:val="●"/>
-      <w:lvlJc w:val="left"/>
-      <w:pPr>
-        <w:ind w:left="5760" w:hanging="360"/>
-      </w:pPr>
-      <w:rPr>
-        <w:u w:val="none"/>
-      </w:rPr>
-    </w:lvl>
-    <w:lvl w:ilvl="7">
-      <w:start w:val="1"/>
-      <w:numFmt w:val="bullet"/>
-      <w:lvlText w:val="○"/>
-      <w:lvlJc w:val="left"/>
-      <w:pPr>
-        <w:ind w:left="6480" w:hanging="360"/>
-      </w:pPr>
-      <w:rPr>
-        <w:u w:val="none"/>
-      </w:rPr>
-    </w:lvl>
-    <w:lvl w:ilvl="8">
-      <w:start w:val="1"/>
-      <w:numFmt w:val="bullet"/>
-      <w:lvlText w:val="■"/>
-      <w:lvlJc w:val="left"/>
-      <w:pPr>
-        <w:ind w:left="7200" w:hanging="360"/>
-      </w:pPr>
-      <w:rPr>
-        <w:u w:val="none"/>
-      </w:rPr>
-    </w:lvl>
-  </w:abstractNum>
-  <w:abstractNum w:abstractNumId="2">
+<w:numbering xmlns:wpc="http://schemas.microsoft.com/office/word/2010/wordprocessingCanvas" xmlns:cx="http://schemas.microsoft.com/office/drawing/2014/chartex" xmlns:cx1="http://schemas.microsoft.com/office/drawing/2015/9/8/chartex" xmlns:cx2="http://schemas.microsoft.com/office/drawing/2015/10/21/chartex" xmlns:cx3="http://schemas.microsoft.com/office/drawing/2016/5/9/chartex" xmlns:cx4="http://schemas.microsoft.com/office/drawing/2016/5/10/chartex" xmlns:cx5="http://schemas.microsoft.com/office/drawing/2016/5/11/chartex" xmlns:cx6="http://schemas.microsoft.com/office/drawing/2016/5/12/chartex" xmlns:cx7="http://schemas.microsoft.com/office/drawing/2016/5/13/chartex" xmlns:cx8="http://schemas.microsoft.com/office/drawing/2016/5/14/chartex" xmlns:mc="http://schemas.openxmlformats.org/markup-compatibility/2006" xmlns:aink="http://schemas.microsoft.com/office/drawing/2016/ink" xmlns:am3d="http://schemas.microsoft.com/office/drawing/2017/model3d" xmlns:o="urn:schemas-microsoft-com:office:office" xmlns:oel="http://schemas.microsoft.com/office/2019/extlst" xmlns:r="http://schemas.openxmlformats.org/officeDocument/2006/relationships" xmlns:m="http://schemas.openxmlformats.org/officeDocument/2006/math" xmlns:v="urn:schemas-microsoft-com:vml" xmlns:wp14="http://schemas.microsoft.com/office/word/2010/wordprocessingDrawing" xmlns:wp="http://schemas.openxmlformats.org/drawingml/2006/wordprocessingDrawing" xmlns:w10="urn:schemas-microsoft-com:office:word" xmlns:w="http://schemas.openxmlformats.org/wordprocessingml/2006/main" xmlns:w14="http://schemas.microsoft.com/office/word/2010/wordml" xmlns:w15="http://schemas.microsoft.com/office/word/2012/wordml" xmlns:w16cex="http://schemas.microsoft.com/office/word/2018/wordml/cex" xmlns:w16cid="http://schemas.microsoft.com/office/word/2016/wordml/cid" xmlns:w16="http://schemas.microsoft.com/office/word/2018/wordml" xmlns:w16du="http://schemas.microsoft.com/office/word/2023/wordml/word16du" xmlns:w16sdtdh="http://schemas.microsoft.com/office/word/2020/wordml/sdtdatahash" xmlns:w16sdtfl="http://schemas.microsoft.com/office/word/2024/wordml/sdtformatlock" xmlns:w16se="http://schemas.microsoft.com/office/word/2015/wordml/symex" xmlns:wpg="http://schemas.microsoft.com/office/word/2010/wordprocessingGroup" xmlns:wpi="http://schemas.microsoft.com/office/word/2010/wordprocessingInk" xmlns:wne="http://schemas.microsoft.com/office/word/2006/wordml" xmlns:wps="http://schemas.microsoft.com/office/word/2010/wordprocessingShape" mc:Ignorable="w14 w15 w16se w16cid w16 w16cex w16sdtdh w16sdtfl w16du wp14">
+  <w:abstractNum w:abstractNumId="0" w15:restartNumberingAfterBreak="0">
+    <w:nsid w:val="0E0A52F1"/>
+    <w:multiLevelType w:val="multilevel"/>
+    <w:tmpl w:val="70D2C508"/>
     <w:lvl w:ilvl="0">
       <w:start w:val="1"/>
       <w:numFmt w:val="decimal"/>
@@ -1284,7 +949,10 @@
       </w:rPr>
     </w:lvl>
   </w:abstractNum>
-  <w:abstractNum w:abstractNumId="3">
+  <w:abstractNum w:abstractNumId="1" w15:restartNumberingAfterBreak="0">
+    <w:nsid w:val="43042FD6"/>
+    <w:multiLevelType w:val="multilevel"/>
+    <w:tmpl w:val="274A8DA8"/>
     <w:lvl w:ilvl="0">
       <w:start w:val="1"/>
       <w:numFmt w:val="bullet"/>
@@ -1394,7 +1062,10 @@
       </w:rPr>
     </w:lvl>
   </w:abstractNum>
-  <w:abstractNum w:abstractNumId="4">
+  <w:abstractNum w:abstractNumId="2" w15:restartNumberingAfterBreak="0">
+    <w:nsid w:val="5DF37D46"/>
+    <w:multiLevelType w:val="multilevel"/>
+    <w:tmpl w:val="610A5176"/>
     <w:lvl w:ilvl="0">
       <w:start w:val="1"/>
       <w:numFmt w:val="bullet"/>
@@ -1504,7 +1175,10 @@
       </w:rPr>
     </w:lvl>
   </w:abstractNum>
-  <w:abstractNum w:abstractNumId="5">
+  <w:abstractNum w:abstractNumId="3" w15:restartNumberingAfterBreak="0">
+    <w:nsid w:val="690068B7"/>
+    <w:multiLevelType w:val="multilevel"/>
+    <w:tmpl w:val="21C27A3E"/>
     <w:lvl w:ilvl="0">
       <w:start w:val="1"/>
       <w:numFmt w:val="bullet"/>
@@ -1614,33 +1288,146 @@
       </w:rPr>
     </w:lvl>
   </w:abstractNum>
-  <w:num w:numId="1">
+  <w:abstractNum w:abstractNumId="4" w15:restartNumberingAfterBreak="0">
+    <w:nsid w:val="725330FE"/>
+    <w:multiLevelType w:val="multilevel"/>
+    <w:tmpl w:val="7C9622A4"/>
+    <w:lvl w:ilvl="0">
+      <w:start w:val="1"/>
+      <w:numFmt w:val="bullet"/>
+      <w:lvlText w:val="●"/>
+      <w:lvlJc w:val="left"/>
+      <w:pPr>
+        <w:ind w:left="1440" w:hanging="360"/>
+      </w:pPr>
+      <w:rPr>
+        <w:u w:val="none"/>
+      </w:rPr>
+    </w:lvl>
+    <w:lvl w:ilvl="1">
+      <w:start w:val="1"/>
+      <w:numFmt w:val="bullet"/>
+      <w:lvlText w:val="○"/>
+      <w:lvlJc w:val="left"/>
+      <w:pPr>
+        <w:ind w:left="2160" w:hanging="360"/>
+      </w:pPr>
+      <w:rPr>
+        <w:u w:val="none"/>
+      </w:rPr>
+    </w:lvl>
+    <w:lvl w:ilvl="2">
+      <w:start w:val="1"/>
+      <w:numFmt w:val="bullet"/>
+      <w:lvlText w:val="■"/>
+      <w:lvlJc w:val="left"/>
+      <w:pPr>
+        <w:ind w:left="2880" w:hanging="360"/>
+      </w:pPr>
+      <w:rPr>
+        <w:u w:val="none"/>
+      </w:rPr>
+    </w:lvl>
+    <w:lvl w:ilvl="3">
+      <w:start w:val="1"/>
+      <w:numFmt w:val="bullet"/>
+      <w:lvlText w:val="●"/>
+      <w:lvlJc w:val="left"/>
+      <w:pPr>
+        <w:ind w:left="3600" w:hanging="360"/>
+      </w:pPr>
+      <w:rPr>
+        <w:u w:val="none"/>
+      </w:rPr>
+    </w:lvl>
+    <w:lvl w:ilvl="4">
+      <w:start w:val="1"/>
+      <w:numFmt w:val="bullet"/>
+      <w:lvlText w:val="○"/>
+      <w:lvlJc w:val="left"/>
+      <w:pPr>
+        <w:ind w:left="4320" w:hanging="360"/>
+      </w:pPr>
+      <w:rPr>
+        <w:u w:val="none"/>
+      </w:rPr>
+    </w:lvl>
+    <w:lvl w:ilvl="5">
+      <w:start w:val="1"/>
+      <w:numFmt w:val="bullet"/>
+      <w:lvlText w:val="■"/>
+      <w:lvlJc w:val="left"/>
+      <w:pPr>
+        <w:ind w:left="5040" w:hanging="360"/>
+      </w:pPr>
+      <w:rPr>
+        <w:u w:val="none"/>
+      </w:rPr>
+    </w:lvl>
+    <w:lvl w:ilvl="6">
+      <w:start w:val="1"/>
+      <w:numFmt w:val="bullet"/>
+      <w:lvlText w:val="●"/>
+      <w:lvlJc w:val="left"/>
+      <w:pPr>
+        <w:ind w:left="5760" w:hanging="360"/>
+      </w:pPr>
+      <w:rPr>
+        <w:u w:val="none"/>
+      </w:rPr>
+    </w:lvl>
+    <w:lvl w:ilvl="7">
+      <w:start w:val="1"/>
+      <w:numFmt w:val="bullet"/>
+      <w:lvlText w:val="○"/>
+      <w:lvlJc w:val="left"/>
+      <w:pPr>
+        <w:ind w:left="6480" w:hanging="360"/>
+      </w:pPr>
+      <w:rPr>
+        <w:u w:val="none"/>
+      </w:rPr>
+    </w:lvl>
+    <w:lvl w:ilvl="8">
+      <w:start w:val="1"/>
+      <w:numFmt w:val="bullet"/>
+      <w:lvlText w:val="■"/>
+      <w:lvlJc w:val="left"/>
+      <w:pPr>
+        <w:ind w:left="7200" w:hanging="360"/>
+      </w:pPr>
+      <w:rPr>
+        <w:u w:val="none"/>
+      </w:rPr>
+    </w:lvl>
+  </w:abstractNum>
+  <w:num w:numId="1" w16cid:durableId="1012224464">
     <w:abstractNumId w:val="1"/>
   </w:num>
-  <w:num w:numId="2">
-    <w:abstractNumId w:val="2"/>
+  <w:num w:numId="2" w16cid:durableId="1996445056">
+    <w:abstractNumId w:val="0"/>
   </w:num>
-  <w:num w:numId="3">
+  <w:num w:numId="3" w16cid:durableId="1834375664">
+    <w:abstractNumId w:val="4"/>
+  </w:num>
+  <w:num w:numId="4" w16cid:durableId="700126869">
     <w:abstractNumId w:val="3"/>
   </w:num>
-  <w:num w:numId="4">
-    <w:abstractNumId w:val="4"/>
-  </w:num>
-  <w:num w:numId="5">
-    <w:abstractNumId w:val="5"/>
+  <w:num w:numId="5" w16cid:durableId="2048527533">
+    <w:abstractNumId w:val="2"/>
   </w:num>
 </w:numbering>
 </file>
 
 <file path=word/styles.xml><?xml version="1.0" encoding="utf-8"?>
-<w:styles xmlns:mc="http://schemas.openxmlformats.org/markup-compatibility/2006" xmlns:o="urn:schemas-microsoft-com:office:office" xmlns:r="http://schemas.openxmlformats.org/officeDocument/2006/relationships" xmlns:m="http://schemas.openxmlformats.org/officeDocument/2006/math" xmlns:v="urn:schemas-microsoft-com:vml" xmlns:wp="http://schemas.openxmlformats.org/drawingml/2006/wordprocessingDrawing" xmlns:w10="urn:schemas-microsoft-com:office:word" xmlns:w="http://schemas.openxmlformats.org/wordprocessingml/2006/main" xmlns:wne="http://schemas.microsoft.com/office/word/2006/wordml" xmlns:sl="http://schemas.openxmlformats.org/schemaLibrary/2006/main" xmlns:a="http://schemas.openxmlformats.org/drawingml/2006/main" xmlns:pic="http://schemas.openxmlformats.org/drawingml/2006/picture" xmlns:c="http://schemas.openxmlformats.org/drawingml/2006/chart" xmlns:lc="http://schemas.openxmlformats.org/drawingml/2006/lockedCanvas" xmlns:dgm="http://schemas.openxmlformats.org/drawingml/2006/diagram" xmlns:wps="http://schemas.microsoft.com/office/word/2010/wordprocessingShape" xmlns:wpg="http://schemas.microsoft.com/office/word/2010/wordprocessingGroup" xmlns:w14="http://schemas.microsoft.com/office/word/2010/wordml" xmlns:w15="http://schemas.microsoft.com/office/word/2012/wordml">
+<w:styles xmlns:mc="http://schemas.openxmlformats.org/markup-compatibility/2006" xmlns:r="http://schemas.openxmlformats.org/officeDocument/2006/relationships" xmlns:w="http://schemas.openxmlformats.org/wordprocessingml/2006/main" xmlns:w14="http://schemas.microsoft.com/office/word/2010/wordml" xmlns:w15="http://schemas.microsoft.com/office/word/2012/wordml" xmlns:w16cex="http://schemas.microsoft.com/office/word/2018/wordml/cex" xmlns:w16cid="http://schemas.microsoft.com/office/word/2016/wordml/cid" xmlns:w16="http://schemas.microsoft.com/office/word/2018/wordml" xmlns:w16du="http://schemas.microsoft.com/office/word/2023/wordml/word16du" xmlns:w16sdtdh="http://schemas.microsoft.com/office/word/2020/wordml/sdtdatahash" xmlns:w16sdtfl="http://schemas.microsoft.com/office/word/2024/wordml/sdtformatlock" xmlns:w16se="http://schemas.microsoft.com/office/word/2015/wordml/symex" mc:Ignorable="w14 w15 w16se w16cid w16 w16cex w16sdtdh w16sdtfl w16du">
   <w:docDefaults>
     <w:rPrDefault>
       <w:rPr>
-        <w:rFonts w:ascii="Arial" w:cs="Arial" w:eastAsia="Arial" w:hAnsi="Arial"/>
+        <w:rFonts w:ascii="Arial" w:eastAsia="Arial" w:hAnsi="Arial" w:cs="Arial"/>
         <w:sz w:val="22"/>
         <w:szCs w:val="22"/>
-        <w:lang w:val="en"/>
+        <w:lang w:val="en" w:eastAsia="en-IN" w:bidi="ar-SA"/>
       </w:rPr>
     </w:rPrDefault>
     <w:pPrDefault>
@@ -1649,21 +1436,399 @@
       </w:pPr>
     </w:pPrDefault>
   </w:docDefaults>
-  <w:style w:type="paragraph" w:styleId="Normal" w:default="1">
-    <w:name w:val="normal"/>
-  </w:style>
-  <w:style w:type="table" w:styleId="TableNormal" w:default="1">
-    <w:name w:val="Table Normal"/>
+  <w:latentStyles w:defLockedState="0" w:defUIPriority="99" w:defSemiHidden="0" w:defUnhideWhenUsed="0" w:defQFormat="0" w:count="376">
+    <w:lsdException w:name="Normal" w:uiPriority="0" w:qFormat="1"/>
+    <w:lsdException w:name="heading 1" w:uiPriority="9" w:qFormat="1"/>
+    <w:lsdException w:name="heading 2" w:semiHidden="1" w:uiPriority="9" w:unhideWhenUsed="1" w:qFormat="1"/>
+    <w:lsdException w:name="heading 3" w:semiHidden="1" w:uiPriority="9" w:unhideWhenUsed="1" w:qFormat="1"/>
+    <w:lsdException w:name="heading 4" w:semiHidden="1" w:uiPriority="9" w:unhideWhenUsed="1" w:qFormat="1"/>
+    <w:lsdException w:name="heading 5" w:semiHidden="1" w:uiPriority="9" w:unhideWhenUsed="1" w:qFormat="1"/>
+    <w:lsdException w:name="heading 6" w:semiHidden="1" w:uiPriority="9" w:unhideWhenUsed="1" w:qFormat="1"/>
+    <w:lsdException w:name="heading 7" w:semiHidden="1" w:uiPriority="9" w:unhideWhenUsed="1" w:qFormat="1"/>
+    <w:lsdException w:name="heading 8" w:semiHidden="1" w:uiPriority="9" w:unhideWhenUsed="1" w:qFormat="1"/>
+    <w:lsdException w:name="heading 9" w:semiHidden="1" w:uiPriority="9" w:unhideWhenUsed="1" w:qFormat="1"/>
+    <w:lsdException w:name="index 1" w:semiHidden="1" w:unhideWhenUsed="1"/>
+    <w:lsdException w:name="index 2" w:semiHidden="1" w:unhideWhenUsed="1"/>
+    <w:lsdException w:name="index 3" w:semiHidden="1" w:unhideWhenUsed="1"/>
+    <w:lsdException w:name="index 4" w:semiHidden="1" w:unhideWhenUsed="1"/>
+    <w:lsdException w:name="index 5" w:semiHidden="1" w:unhideWhenUsed="1"/>
+    <w:lsdException w:name="index 6" w:semiHidden="1" w:unhideWhenUsed="1"/>
+    <w:lsdException w:name="index 7" w:semiHidden="1" w:unhideWhenUsed="1"/>
+    <w:lsdException w:name="index 8" w:semiHidden="1" w:unhideWhenUsed="1"/>
+    <w:lsdException w:name="index 9" w:semiHidden="1" w:unhideWhenUsed="1"/>
+    <w:lsdException w:name="toc 1" w:semiHidden="1" w:uiPriority="39" w:unhideWhenUsed="1"/>
+    <w:lsdException w:name="toc 2" w:semiHidden="1" w:uiPriority="39" w:unhideWhenUsed="1"/>
+    <w:lsdException w:name="toc 3" w:semiHidden="1" w:uiPriority="39" w:unhideWhenUsed="1"/>
+    <w:lsdException w:name="toc 4" w:semiHidden="1" w:uiPriority="39" w:unhideWhenUsed="1"/>
+    <w:lsdException w:name="toc 5" w:semiHidden="1" w:uiPriority="39" w:unhideWhenUsed="1"/>
+    <w:lsdException w:name="toc 6" w:semiHidden="1" w:uiPriority="39" w:unhideWhenUsed="1"/>
+    <w:lsdException w:name="toc 7" w:semiHidden="1" w:uiPriority="39" w:unhideWhenUsed="1"/>
+    <w:lsdException w:name="toc 8" w:semiHidden="1" w:uiPriority="39" w:unhideWhenUsed="1"/>
+    <w:lsdException w:name="toc 9" w:semiHidden="1" w:uiPriority="39" w:unhideWhenUsed="1"/>
+    <w:lsdException w:name="Normal Indent" w:semiHidden="1" w:unhideWhenUsed="1"/>
+    <w:lsdException w:name="footnote text" w:semiHidden="1" w:unhideWhenUsed="1"/>
+    <w:lsdException w:name="annotation text" w:semiHidden="1" w:unhideWhenUsed="1"/>
+    <w:lsdException w:name="header" w:semiHidden="1" w:unhideWhenUsed="1"/>
+    <w:lsdException w:name="footer" w:semiHidden="1" w:unhideWhenUsed="1"/>
+    <w:lsdException w:name="index heading" w:semiHidden="1" w:unhideWhenUsed="1"/>
+    <w:lsdException w:name="caption" w:semiHidden="1" w:uiPriority="35" w:unhideWhenUsed="1" w:qFormat="1"/>
+    <w:lsdException w:name="table of figures" w:semiHidden="1" w:unhideWhenUsed="1"/>
+    <w:lsdException w:name="envelope address" w:semiHidden="1" w:unhideWhenUsed="1"/>
+    <w:lsdException w:name="envelope return" w:semiHidden="1" w:unhideWhenUsed="1"/>
+    <w:lsdException w:name="footnote reference" w:semiHidden="1" w:unhideWhenUsed="1"/>
+    <w:lsdException w:name="annotation reference" w:semiHidden="1" w:unhideWhenUsed="1"/>
+    <w:lsdException w:name="line number" w:semiHidden="1" w:unhideWhenUsed="1"/>
+    <w:lsdException w:name="page number" w:semiHidden="1" w:unhideWhenUsed="1"/>
+    <w:lsdException w:name="endnote reference" w:semiHidden="1" w:unhideWhenUsed="1"/>
+    <w:lsdException w:name="endnote text" w:semiHidden="1" w:unhideWhenUsed="1"/>
+    <w:lsdException w:name="table of authorities" w:semiHidden="1" w:unhideWhenUsed="1"/>
+    <w:lsdException w:name="macro" w:semiHidden="1" w:unhideWhenUsed="1"/>
+    <w:lsdException w:name="toa heading" w:semiHidden="1" w:unhideWhenUsed="1"/>
+    <w:lsdException w:name="List" w:semiHidden="1" w:unhideWhenUsed="1"/>
+    <w:lsdException w:name="List Bullet" w:semiHidden="1" w:unhideWhenUsed="1"/>
+    <w:lsdException w:name="List Number" w:semiHidden="1" w:unhideWhenUsed="1"/>
+    <w:lsdException w:name="List 2" w:semiHidden="1" w:unhideWhenUsed="1"/>
+    <w:lsdException w:name="List 3" w:semiHidden="1" w:unhideWhenUsed="1"/>
+    <w:lsdException w:name="List 4" w:semiHidden="1" w:unhideWhenUsed="1"/>
+    <w:lsdException w:name="List 5" w:semiHidden="1" w:unhideWhenUsed="1"/>
+    <w:lsdException w:name="List Bullet 2" w:semiHidden="1" w:unhideWhenUsed="1"/>
+    <w:lsdException w:name="List Bullet 3" w:semiHidden="1" w:unhideWhenUsed="1"/>
+    <w:lsdException w:name="List Bullet 4" w:semiHidden="1" w:unhideWhenUsed="1"/>
+    <w:lsdException w:name="List Bullet 5" w:semiHidden="1" w:unhideWhenUsed="1"/>
+    <w:lsdException w:name="List Number 2" w:semiHidden="1" w:unhideWhenUsed="1"/>
+    <w:lsdException w:name="List Number 3" w:semiHidden="1" w:unhideWhenUsed="1"/>
+    <w:lsdException w:name="List Number 4" w:semiHidden="1" w:unhideWhenUsed="1"/>
+    <w:lsdException w:name="List Number 5" w:semiHidden="1" w:unhideWhenUsed="1"/>
+    <w:lsdException w:name="Title" w:uiPriority="10" w:qFormat="1"/>
+    <w:lsdException w:name="Closing" w:semiHidden="1" w:unhideWhenUsed="1"/>
+    <w:lsdException w:name="Signature" w:semiHidden="1" w:unhideWhenUsed="1"/>
+    <w:lsdException w:name="Default Paragraph Font" w:semiHidden="1" w:uiPriority="1" w:unhideWhenUsed="1"/>
+    <w:lsdException w:name="Body Text" w:semiHidden="1" w:unhideWhenUsed="1"/>
+    <w:lsdException w:name="Body Text Indent" w:semiHidden="1" w:unhideWhenUsed="1"/>
+    <w:lsdException w:name="List Continue" w:semiHidden="1" w:unhideWhenUsed="1"/>
+    <w:lsdException w:name="List Continue 2" w:semiHidden="1" w:unhideWhenUsed="1"/>
+    <w:lsdException w:name="List Continue 3" w:semiHidden="1" w:unhideWhenUsed="1"/>
+    <w:lsdException w:name="List Continue 4" w:semiHidden="1" w:unhideWhenUsed="1"/>
+    <w:lsdException w:name="List Continue 5" w:semiHidden="1" w:unhideWhenUsed="1"/>
+    <w:lsdException w:name="Message Header" w:semiHidden="1" w:unhideWhenUsed="1"/>
+    <w:lsdException w:name="Subtitle" w:uiPriority="11" w:qFormat="1"/>
+    <w:lsdException w:name="Salutation" w:semiHidden="1" w:unhideWhenUsed="1"/>
+    <w:lsdException w:name="Date" w:semiHidden="1" w:unhideWhenUsed="1"/>
+    <w:lsdException w:name="Body Text First Indent" w:semiHidden="1" w:unhideWhenUsed="1"/>
+    <w:lsdException w:name="Body Text First Indent 2" w:semiHidden="1" w:unhideWhenUsed="1"/>
+    <w:lsdException w:name="Note Heading" w:semiHidden="1" w:unhideWhenUsed="1"/>
+    <w:lsdException w:name="Body Text 2" w:semiHidden="1" w:unhideWhenUsed="1"/>
+    <w:lsdException w:name="Body Text 3" w:semiHidden="1" w:unhideWhenUsed="1"/>
+    <w:lsdException w:name="Body Text Indent 2" w:semiHidden="1" w:unhideWhenUsed="1"/>
+    <w:lsdException w:name="Body Text Indent 3" w:semiHidden="1" w:unhideWhenUsed="1"/>
+    <w:lsdException w:name="Block Text" w:semiHidden="1" w:unhideWhenUsed="1"/>
+    <w:lsdException w:name="Hyperlink" w:semiHidden="1" w:unhideWhenUsed="1"/>
+    <w:lsdException w:name="FollowedHyperlink" w:semiHidden="1" w:unhideWhenUsed="1"/>
+    <w:lsdException w:name="Strong" w:uiPriority="22" w:qFormat="1"/>
+    <w:lsdException w:name="Emphasis" w:uiPriority="20" w:qFormat="1"/>
+    <w:lsdException w:name="Document Map" w:semiHidden="1" w:unhideWhenUsed="1"/>
+    <w:lsdException w:name="Plain Text" w:semiHidden="1" w:unhideWhenUsed="1"/>
+    <w:lsdException w:name="E-mail Signature" w:semiHidden="1" w:unhideWhenUsed="1"/>
+    <w:lsdException w:name="HTML Top of Form" w:semiHidden="1" w:unhideWhenUsed="1"/>
+    <w:lsdException w:name="HTML Bottom of Form" w:semiHidden="1" w:unhideWhenUsed="1"/>
+    <w:lsdException w:name="Normal (Web)" w:semiHidden="1" w:unhideWhenUsed="1"/>
+    <w:lsdException w:name="HTML Acronym" w:semiHidden="1" w:unhideWhenUsed="1"/>
+    <w:lsdException w:name="HTML Address" w:semiHidden="1" w:unhideWhenUsed="1"/>
+    <w:lsdException w:name="HTML Cite" w:semiHidden="1" w:unhideWhenUsed="1"/>
+    <w:lsdException w:name="HTML Code" w:semiHidden="1" w:unhideWhenUsed="1"/>
+    <w:lsdException w:name="HTML Definition" w:semiHidden="1" w:unhideWhenUsed="1"/>
+    <w:lsdException w:name="HTML Keyboard" w:semiHidden="1" w:unhideWhenUsed="1"/>
+    <w:lsdException w:name="HTML Preformatted" w:semiHidden="1" w:unhideWhenUsed="1"/>
+    <w:lsdException w:name="HTML Sample" w:semiHidden="1" w:unhideWhenUsed="1"/>
+    <w:lsdException w:name="HTML Typewriter" w:semiHidden="1" w:unhideWhenUsed="1"/>
+    <w:lsdException w:name="HTML Variable" w:semiHidden="1" w:unhideWhenUsed="1"/>
+    <w:lsdException w:name="Normal Table" w:semiHidden="1" w:unhideWhenUsed="1"/>
+    <w:lsdException w:name="annotation subject" w:semiHidden="1" w:unhideWhenUsed="1"/>
+    <w:lsdException w:name="No List" w:semiHidden="1" w:unhideWhenUsed="1"/>
+    <w:lsdException w:name="Outline List 1" w:semiHidden="1" w:unhideWhenUsed="1"/>
+    <w:lsdException w:name="Outline List 2" w:semiHidden="1" w:unhideWhenUsed="1"/>
+    <w:lsdException w:name="Outline List 3" w:semiHidden="1" w:unhideWhenUsed="1"/>
+    <w:lsdException w:name="Table Simple 1" w:semiHidden="1" w:unhideWhenUsed="1"/>
+    <w:lsdException w:name="Table Simple 2" w:semiHidden="1" w:unhideWhenUsed="1"/>
+    <w:lsdException w:name="Table Simple 3" w:semiHidden="1" w:unhideWhenUsed="1"/>
+    <w:lsdException w:name="Table Classic 1" w:semiHidden="1" w:unhideWhenUsed="1"/>
+    <w:lsdException w:name="Table Classic 2" w:semiHidden="1" w:unhideWhenUsed="1"/>
+    <w:lsdException w:name="Table Classic 3" w:semiHidden="1" w:unhideWhenUsed="1"/>
+    <w:lsdException w:name="Table Classic 4" w:semiHidden="1" w:unhideWhenUsed="1"/>
+    <w:lsdException w:name="Table Colorful 1" w:semiHidden="1" w:unhideWhenUsed="1"/>
+    <w:lsdException w:name="Table Colorful 2" w:semiHidden="1" w:unhideWhenUsed="1"/>
+    <w:lsdException w:name="Table Colorful 3" w:semiHidden="1" w:unhideWhenUsed="1"/>
+    <w:lsdException w:name="Table Columns 1" w:semiHidden="1" w:unhideWhenUsed="1"/>
+    <w:lsdException w:name="Table Columns 2" w:semiHidden="1" w:unhideWhenUsed="1"/>
+    <w:lsdException w:name="Table Columns 3" w:semiHidden="1" w:unhideWhenUsed="1"/>
+    <w:lsdException w:name="Table Columns 4" w:semiHidden="1" w:unhideWhenUsed="1"/>
+    <w:lsdException w:name="Table Columns 5" w:semiHidden="1" w:unhideWhenUsed="1"/>
+    <w:lsdException w:name="Table Grid 1" w:semiHidden="1" w:unhideWhenUsed="1"/>
+    <w:lsdException w:name="Table Grid 2" w:semiHidden="1" w:unhideWhenUsed="1"/>
+    <w:lsdException w:name="Table Grid 3" w:semiHidden="1" w:unhideWhenUsed="1"/>
+    <w:lsdException w:name="Table Grid 4" w:semiHidden="1" w:unhideWhenUsed="1"/>
+    <w:lsdException w:name="Table Grid 5" w:semiHidden="1" w:unhideWhenUsed="1"/>
+    <w:lsdException w:name="Table Grid 6" w:semiHidden="1" w:unhideWhenUsed="1"/>
+    <w:lsdException w:name="Table Grid 7" w:semiHidden="1" w:unhideWhenUsed="1"/>
+    <w:lsdException w:name="Table Grid 8" w:semiHidden="1" w:unhideWhenUsed="1"/>
+    <w:lsdException w:name="Table List 1" w:semiHidden="1" w:unhideWhenUsed="1"/>
+    <w:lsdException w:name="Table List 2" w:semiHidden="1" w:unhideWhenUsed="1"/>
+    <w:lsdException w:name="Table List 3" w:semiHidden="1" w:unhideWhenUsed="1"/>
+    <w:lsdException w:name="Table List 4" w:semiHidden="1" w:unhideWhenUsed="1"/>
+    <w:lsdException w:name="Table List 5" w:semiHidden="1" w:unhideWhenUsed="1"/>
+    <w:lsdException w:name="Table List 6" w:semiHidden="1" w:unhideWhenUsed="1"/>
+    <w:lsdException w:name="Table List 7" w:semiHidden="1" w:unhideWhenUsed="1"/>
+    <w:lsdException w:name="Table List 8" w:semiHidden="1" w:unhideWhenUsed="1"/>
+    <w:lsdException w:name="Table 3D effects 1" w:semiHidden="1" w:unhideWhenUsed="1"/>
+    <w:lsdException w:name="Table 3D effects 2" w:semiHidden="1" w:unhideWhenUsed="1"/>
+    <w:lsdException w:name="Table 3D effects 3" w:semiHidden="1" w:unhideWhenUsed="1"/>
+    <w:lsdException w:name="Table Contemporary" w:semiHidden="1" w:unhideWhenUsed="1"/>
+    <w:lsdException w:name="Table Elegant" w:semiHidden="1" w:unhideWhenUsed="1"/>
+    <w:lsdException w:name="Table Professional" w:semiHidden="1" w:unhideWhenUsed="1"/>
+    <w:lsdException w:name="Table Subtle 1" w:semiHidden="1" w:unhideWhenUsed="1"/>
+    <w:lsdException w:name="Table Subtle 2" w:semiHidden="1" w:unhideWhenUsed="1"/>
+    <w:lsdException w:name="Table Web 1" w:semiHidden="1" w:unhideWhenUsed="1"/>
+    <w:lsdException w:name="Table Web 2" w:semiHidden="1" w:unhideWhenUsed="1"/>
+    <w:lsdException w:name="Table Web 3" w:semiHidden="1" w:unhideWhenUsed="1"/>
+    <w:lsdException w:name="Balloon Text" w:semiHidden="1" w:unhideWhenUsed="1"/>
+    <w:lsdException w:name="Table Grid" w:uiPriority="39"/>
+    <w:lsdException w:name="Table Theme" w:semiHidden="1" w:unhideWhenUsed="1"/>
+    <w:lsdException w:name="Placeholder Text" w:semiHidden="1"/>
+    <w:lsdException w:name="No Spacing" w:uiPriority="1" w:qFormat="1"/>
+    <w:lsdException w:name="Light Shading" w:uiPriority="60"/>
+    <w:lsdException w:name="Light List" w:uiPriority="61"/>
+    <w:lsdException w:name="Light Grid" w:uiPriority="62"/>
+    <w:lsdException w:name="Medium Shading 1" w:uiPriority="63"/>
+    <w:lsdException w:name="Medium Shading 2" w:uiPriority="64"/>
+    <w:lsdException w:name="Medium List 1" w:uiPriority="65"/>
+    <w:lsdException w:name="Medium List 2" w:uiPriority="66"/>
+    <w:lsdException w:name="Medium Grid 1" w:uiPriority="67"/>
+    <w:lsdException w:name="Medium Grid 2" w:uiPriority="68"/>
+    <w:lsdException w:name="Medium Grid 3" w:uiPriority="69"/>
+    <w:lsdException w:name="Dark List" w:uiPriority="70"/>
+    <w:lsdException w:name="Colorful Shading" w:uiPriority="71"/>
+    <w:lsdException w:name="Colorful List" w:uiPriority="72"/>
+    <w:lsdException w:name="Colorful Grid" w:uiPriority="73"/>
+    <w:lsdException w:name="Light Shading Accent 1" w:uiPriority="60"/>
+    <w:lsdException w:name="Light List Accent 1" w:uiPriority="61"/>
+    <w:lsdException w:name="Light Grid Accent 1" w:uiPriority="62"/>
+    <w:lsdException w:name="Medium Shading 1 Accent 1" w:uiPriority="63"/>
+    <w:lsdException w:name="Medium Shading 2 Accent 1" w:uiPriority="64"/>
+    <w:lsdException w:name="Medium List 1 Accent 1" w:uiPriority="65"/>
+    <w:lsdException w:name="Revision" w:semiHidden="1"/>
+    <w:lsdException w:name="List Paragraph" w:uiPriority="34" w:qFormat="1"/>
+    <w:lsdException w:name="Quote" w:uiPriority="29" w:qFormat="1"/>
+    <w:lsdException w:name="Intense Quote" w:uiPriority="30" w:qFormat="1"/>
+    <w:lsdException w:name="Medium List 2 Accent 1" w:uiPriority="66"/>
+    <w:lsdException w:name="Medium Grid 1 Accent 1" w:uiPriority="67"/>
+    <w:lsdException w:name="Medium Grid 2 Accent 1" w:uiPriority="68"/>
+    <w:lsdException w:name="Medium Grid 3 Accent 1" w:uiPriority="69"/>
+    <w:lsdException w:name="Dark List Accent 1" w:uiPriority="70"/>
+    <w:lsdException w:name="Colorful Shading Accent 1" w:uiPriority="71"/>
+    <w:lsdException w:name="Colorful List Accent 1" w:uiPriority="72"/>
+    <w:lsdException w:name="Colorful Grid Accent 1" w:uiPriority="73"/>
+    <w:lsdException w:name="Light Shading Accent 2" w:uiPriority="60"/>
+    <w:lsdException w:name="Light List Accent 2" w:uiPriority="61"/>
+    <w:lsdException w:name="Light Grid Accent 2" w:uiPriority="62"/>
+    <w:lsdException w:name="Medium Shading 1 Accent 2" w:uiPriority="63"/>
+    <w:lsdException w:name="Medium Shading 2 Accent 2" w:uiPriority="64"/>
+    <w:lsdException w:name="Medium List 1 Accent 2" w:uiPriority="65"/>
+    <w:lsdException w:name="Medium List 2 Accent 2" w:uiPriority="66"/>
+    <w:lsdException w:name="Medium Grid 1 Accent 2" w:uiPriority="67"/>
+    <w:lsdException w:name="Medium Grid 2 Accent 2" w:uiPriority="68"/>
+    <w:lsdException w:name="Medium Grid 3 Accent 2" w:uiPriority="69"/>
+    <w:lsdException w:name="Dark List Accent 2" w:uiPriority="70"/>
+    <w:lsdException w:name="Colorful Shading Accent 2" w:uiPriority="71"/>
+    <w:lsdException w:name="Colorful List Accent 2" w:uiPriority="72"/>
+    <w:lsdException w:name="Colorful Grid Accent 2" w:uiPriority="73"/>
+    <w:lsdException w:name="Light Shading Accent 3" w:uiPriority="60"/>
+    <w:lsdException w:name="Light List Accent 3" w:uiPriority="61"/>
+    <w:lsdException w:name="Light Grid Accent 3" w:uiPriority="62"/>
+    <w:lsdException w:name="Medium Shading 1 Accent 3" w:uiPriority="63"/>
+    <w:lsdException w:name="Medium Shading 2 Accent 3" w:uiPriority="64"/>
+    <w:lsdException w:name="Medium List 1 Accent 3" w:uiPriority="65"/>
+    <w:lsdException w:name="Medium List 2 Accent 3" w:uiPriority="66"/>
+    <w:lsdException w:name="Medium Grid 1 Accent 3" w:uiPriority="67"/>
+    <w:lsdException w:name="Medium Grid 2 Accent 3" w:uiPriority="68"/>
+    <w:lsdException w:name="Medium Grid 3 Accent 3" w:uiPriority="69"/>
+    <w:lsdException w:name="Dark List Accent 3" w:uiPriority="70"/>
+    <w:lsdException w:name="Colorful Shading Accent 3" w:uiPriority="71"/>
+    <w:lsdException w:name="Colorful List Accent 3" w:uiPriority="72"/>
+    <w:lsdException w:name="Colorful Grid Accent 3" w:uiPriority="73"/>
+    <w:lsdException w:name="Light Shading Accent 4" w:uiPriority="60"/>
+    <w:lsdException w:name="Light List Accent 4" w:uiPriority="61"/>
+    <w:lsdException w:name="Light Grid Accent 4" w:uiPriority="62"/>
+    <w:lsdException w:name="Medium Shading 1 Accent 4" w:uiPriority="63"/>
+    <w:lsdException w:name="Medium Shading 2 Accent 4" w:uiPriority="64"/>
+    <w:lsdException w:name="Medium List 1 Accent 4" w:uiPriority="65"/>
+    <w:lsdException w:name="Medium List 2 Accent 4" w:uiPriority="66"/>
+    <w:lsdException w:name="Medium Grid 1 Accent 4" w:uiPriority="67"/>
+    <w:lsdException w:name="Medium Grid 2 Accent 4" w:uiPriority="68"/>
+    <w:lsdException w:name="Medium Grid 3 Accent 4" w:uiPriority="69"/>
+    <w:lsdException w:name="Dark List Accent 4" w:uiPriority="70"/>
+    <w:lsdException w:name="Colorful Shading Accent 4" w:uiPriority="71"/>
+    <w:lsdException w:name="Colorful List Accent 4" w:uiPriority="72"/>
+    <w:lsdException w:name="Colorful Grid Accent 4" w:uiPriority="73"/>
+    <w:lsdException w:name="Light Shading Accent 5" w:uiPriority="60"/>
+    <w:lsdException w:name="Light List Accent 5" w:uiPriority="61"/>
+    <w:lsdException w:name="Light Grid Accent 5" w:uiPriority="62"/>
+    <w:lsdException w:name="Medium Shading 1 Accent 5" w:uiPriority="63"/>
+    <w:lsdException w:name="Medium Shading 2 Accent 5" w:uiPriority="64"/>
+    <w:lsdException w:name="Medium List 1 Accent 5" w:uiPriority="65"/>
+    <w:lsdException w:name="Medium List 2 Accent 5" w:uiPriority="66"/>
+    <w:lsdException w:name="Medium Grid 1 Accent 5" w:uiPriority="67"/>
+    <w:lsdException w:name="Medium Grid 2 Accent 5" w:uiPriority="68"/>
+    <w:lsdException w:name="Medium Grid 3 Accent 5" w:uiPriority="69"/>
+    <w:lsdException w:name="Dark List Accent 5" w:uiPriority="70"/>
+    <w:lsdException w:name="Colorful Shading Accent 5" w:uiPriority="71"/>
+    <w:lsdException w:name="Colorful List Accent 5" w:uiPriority="72"/>
+    <w:lsdException w:name="Colorful Grid Accent 5" w:uiPriority="73"/>
+    <w:lsdException w:name="Light Shading Accent 6" w:uiPriority="60"/>
+    <w:lsdException w:name="Light List Accent 6" w:uiPriority="61"/>
+    <w:lsdException w:name="Light Grid Accent 6" w:uiPriority="62"/>
+    <w:lsdException w:name="Medium Shading 1 Accent 6" w:uiPriority="63"/>
+    <w:lsdException w:name="Medium Shading 2 Accent 6" w:uiPriority="64"/>
+    <w:lsdException w:name="Medium List 1 Accent 6" w:uiPriority="65"/>
+    <w:lsdException w:name="Medium List 2 Accent 6" w:uiPriority="66"/>
+    <w:lsdException w:name="Medium Grid 1 Accent 6" w:uiPriority="67"/>
+    <w:lsdException w:name="Medium Grid 2 Accent 6" w:uiPriority="68"/>
+    <w:lsdException w:name="Medium Grid 3 Accent 6" w:uiPriority="69"/>
+    <w:lsdException w:name="Dark List Accent 6" w:uiPriority="70"/>
+    <w:lsdException w:name="Colorful Shading Accent 6" w:uiPriority="71"/>
+    <w:lsdException w:name="Colorful List Accent 6" w:uiPriority="72"/>
+    <w:lsdException w:name="Colorful Grid Accent 6" w:uiPriority="73"/>
+    <w:lsdException w:name="Subtle Emphasis" w:uiPriority="19" w:qFormat="1"/>
+    <w:lsdException w:name="Intense Emphasis" w:uiPriority="21" w:qFormat="1"/>
+    <w:lsdException w:name="Subtle Reference" w:uiPriority="31" w:qFormat="1"/>
+    <w:lsdException w:name="Intense Reference" w:uiPriority="32" w:qFormat="1"/>
+    <w:lsdException w:name="Book Title" w:uiPriority="33" w:qFormat="1"/>
+    <w:lsdException w:name="Bibliography" w:semiHidden="1" w:uiPriority="37" w:unhideWhenUsed="1"/>
+    <w:lsdException w:name="TOC Heading" w:semiHidden="1" w:uiPriority="39" w:unhideWhenUsed="1" w:qFormat="1"/>
+    <w:lsdException w:name="Plain Table 1" w:uiPriority="41"/>
+    <w:lsdException w:name="Plain Table 2" w:uiPriority="42"/>
+    <w:lsdException w:name="Plain Table 3" w:uiPriority="43"/>
+    <w:lsdException w:name="Plain Table 4" w:uiPriority="44"/>
+    <w:lsdException w:name="Plain Table 5" w:uiPriority="45"/>
+    <w:lsdException w:name="Grid Table Light" w:uiPriority="40"/>
+    <w:lsdException w:name="Grid Table 1 Light" w:uiPriority="46"/>
+    <w:lsdException w:name="Grid Table 2" w:uiPriority="47"/>
+    <w:lsdException w:name="Grid Table 3" w:uiPriority="48"/>
+    <w:lsdException w:name="Grid Table 4" w:uiPriority="49"/>
+    <w:lsdException w:name="Grid Table 5 Dark" w:uiPriority="50"/>
+    <w:lsdException w:name="Grid Table 6 Colorful" w:uiPriority="51"/>
+    <w:lsdException w:name="Grid Table 7 Colorful" w:uiPriority="52"/>
+    <w:lsdException w:name="Grid Table 1 Light Accent 1" w:uiPriority="46"/>
+    <w:lsdException w:name="Grid Table 2 Accent 1" w:uiPriority="47"/>
+    <w:lsdException w:name="Grid Table 3 Accent 1" w:uiPriority="48"/>
+    <w:lsdException w:name="Grid Table 4 Accent 1" w:uiPriority="49"/>
+    <w:lsdException w:name="Grid Table 5 Dark Accent 1" w:uiPriority="50"/>
+    <w:lsdException w:name="Grid Table 6 Colorful Accent 1" w:uiPriority="51"/>
+    <w:lsdException w:name="Grid Table 7 Colorful Accent 1" w:uiPriority="52"/>
+    <w:lsdException w:name="Grid Table 1 Light Accent 2" w:uiPriority="46"/>
+    <w:lsdException w:name="Grid Table 2 Accent 2" w:uiPriority="47"/>
+    <w:lsdException w:name="Grid Table 3 Accent 2" w:uiPriority="48"/>
+    <w:lsdException w:name="Grid Table 4 Accent 2" w:uiPriority="49"/>
+    <w:lsdException w:name="Grid Table 5 Dark Accent 2" w:uiPriority="50"/>
+    <w:lsdException w:name="Grid Table 6 Colorful Accent 2" w:uiPriority="51"/>
+    <w:lsdException w:name="Grid Table 7 Colorful Accent 2" w:uiPriority="52"/>
+    <w:lsdException w:name="Grid Table 1 Light Accent 3" w:uiPriority="46"/>
+    <w:lsdException w:name="Grid Table 2 Accent 3" w:uiPriority="47"/>
+    <w:lsdException w:name="Grid Table 3 Accent 3" w:uiPriority="48"/>
+    <w:lsdException w:name="Grid Table 4 Accent 3" w:uiPriority="49"/>
+    <w:lsdException w:name="Grid Table 5 Dark Accent 3" w:uiPriority="50"/>
+    <w:lsdException w:name="Grid Table 6 Colorful Accent 3" w:uiPriority="51"/>
+    <w:lsdException w:name="Grid Table 7 Colorful Accent 3" w:uiPriority="52"/>
+    <w:lsdException w:name="Grid Table 1 Light Accent 4" w:uiPriority="46"/>
+    <w:lsdException w:name="Grid Table 2 Accent 4" w:uiPriority="47"/>
+    <w:lsdException w:name="Grid Table 3 Accent 4" w:uiPriority="48"/>
+    <w:lsdException w:name="Grid Table 4 Accent 4" w:uiPriority="49"/>
+    <w:lsdException w:name="Grid Table 5 Dark Accent 4" w:uiPriority="50"/>
+    <w:lsdException w:name="Grid Table 6 Colorful Accent 4" w:uiPriority="51"/>
+    <w:lsdException w:name="Grid Table 7 Colorful Accent 4" w:uiPriority="52"/>
+    <w:lsdException w:name="Grid Table 1 Light Accent 5" w:uiPriority="46"/>
+    <w:lsdException w:name="Grid Table 2 Accent 5" w:uiPriority="47"/>
+    <w:lsdException w:name="Grid Table 3 Accent 5" w:uiPriority="48"/>
+    <w:lsdException w:name="Grid Table 4 Accent 5" w:uiPriority="49"/>
+    <w:lsdException w:name="Grid Table 5 Dark Accent 5" w:uiPriority="50"/>
+    <w:lsdException w:name="Grid Table 6 Colorful Accent 5" w:uiPriority="51"/>
+    <w:lsdException w:name="Grid Table 7 Colorful Accent 5" w:uiPriority="52"/>
+    <w:lsdException w:name="Grid Table 1 Light Accent 6" w:uiPriority="46"/>
+    <w:lsdException w:name="Grid Table 2 Accent 6" w:uiPriority="47"/>
+    <w:lsdException w:name="Grid Table 3 Accent 6" w:uiPriority="48"/>
+    <w:lsdException w:name="Grid Table 4 Accent 6" w:uiPriority="49"/>
+    <w:lsdException w:name="Grid Table 5 Dark Accent 6" w:uiPriority="50"/>
+    <w:lsdException w:name="Grid Table 6 Colorful Accent 6" w:uiPriority="51"/>
+    <w:lsdException w:name="Grid Table 7 Colorful Accent 6" w:uiPriority="52"/>
+    <w:lsdException w:name="List Table 1 Light" w:uiPriority="46"/>
+    <w:lsdException w:name="List Table 2" w:uiPriority="47"/>
+    <w:lsdException w:name="List Table 3" w:uiPriority="48"/>
+    <w:lsdException w:name="List Table 4" w:uiPriority="49"/>
+    <w:lsdException w:name="List Table 5 Dark" w:uiPriority="50"/>
+    <w:lsdException w:name="List Table 6 Colorful" w:uiPriority="51"/>
+    <w:lsdException w:name="List Table 7 Colorful" w:uiPriority="52"/>
+    <w:lsdException w:name="List Table 1 Light Accent 1" w:uiPriority="46"/>
+    <w:lsdException w:name="List Table 2 Accent 1" w:uiPriority="47"/>
+    <w:lsdException w:name="List Table 3 Accent 1" w:uiPriority="48"/>
+    <w:lsdException w:name="List Table 4 Accent 1" w:uiPriority="49"/>
+    <w:lsdException w:name="List Table 5 Dark Accent 1" w:uiPriority="50"/>
+    <w:lsdException w:name="List Table 6 Colorful Accent 1" w:uiPriority="51"/>
+    <w:lsdException w:name="List Table 7 Colorful Accent 1" w:uiPriority="52"/>
+    <w:lsdException w:name="List Table 1 Light Accent 2" w:uiPriority="46"/>
+    <w:lsdException w:name="List Table 2 Accent 2" w:uiPriority="47"/>
+    <w:lsdException w:name="List Table 3 Accent 2" w:uiPriority="48"/>
+    <w:lsdException w:name="List Table 4 Accent 2" w:uiPriority="49"/>
+    <w:lsdException w:name="List Table 5 Dark Accent 2" w:uiPriority="50"/>
+    <w:lsdException w:name="List Table 6 Colorful Accent 2" w:uiPriority="51"/>
+    <w:lsdException w:name="List Table 7 Colorful Accent 2" w:uiPriority="52"/>
+    <w:lsdException w:name="List Table 1 Light Accent 3" w:uiPriority="46"/>
+    <w:lsdException w:name="List Table 2 Accent 3" w:uiPriority="47"/>
+    <w:lsdException w:name="List Table 3 Accent 3" w:uiPriority="48"/>
+    <w:lsdException w:name="List Table 4 Accent 3" w:uiPriority="49"/>
+    <w:lsdException w:name="List Table 5 Dark Accent 3" w:uiPriority="50"/>
+    <w:lsdException w:name="List Table 6 Colorful Accent 3" w:uiPriority="51"/>
+    <w:lsdException w:name="List Table 7 Colorful Accent 3" w:uiPriority="52"/>
+    <w:lsdException w:name="List Table 1 Light Accent 4" w:uiPriority="46"/>
+    <w:lsdException w:name="List Table 2 Accent 4" w:uiPriority="47"/>
+    <w:lsdException w:name="List Table 3 Accent 4" w:uiPriority="48"/>
+    <w:lsdException w:name="List Table 4 Accent 4" w:uiPriority="49"/>
+    <w:lsdException w:name="List Table 5 Dark Accent 4" w:uiPriority="50"/>
+    <w:lsdException w:name="List Table 6 Colorful Accent 4" w:uiPriority="51"/>
+    <w:lsdException w:name="List Table 7 Colorful Accent 4" w:uiPriority="52"/>
+    <w:lsdException w:name="List Table 1 Light Accent 5" w:uiPriority="46"/>
+    <w:lsdException w:name="List Table 2 Accent 5" w:uiPriority="47"/>
+    <w:lsdException w:name="List Table 3 Accent 5" w:uiPriority="48"/>
+    <w:lsdException w:name="List Table 4 Accent 5" w:uiPriority="49"/>
+    <w:lsdException w:name="List Table 5 Dark Accent 5" w:uiPriority="50"/>
+    <w:lsdException w:name="List Table 6 Colorful Accent 5" w:uiPriority="51"/>
+    <w:lsdException w:name="List Table 7 Colorful Accent 5" w:uiPriority="52"/>
+    <w:lsdException w:name="List Table 1 Light Accent 6" w:uiPriority="46"/>
+    <w:lsdException w:name="List Table 2 Accent 6" w:uiPriority="47"/>
+    <w:lsdException w:name="List Table 3 Accent 6" w:uiPriority="48"/>
+    <w:lsdException w:name="List Table 4 Accent 6" w:uiPriority="49"/>
+    <w:lsdException w:name="List Table 5 Dark Accent 6" w:uiPriority="50"/>
+    <w:lsdException w:name="List Table 6 Colorful Accent 6" w:uiPriority="51"/>
+    <w:lsdException w:name="List Table 7 Colorful Accent 6" w:uiPriority="52"/>
+    <w:lsdException w:name="Mention" w:semiHidden="1" w:unhideWhenUsed="1"/>
+    <w:lsdException w:name="Smart Hyperlink" w:semiHidden="1" w:unhideWhenUsed="1"/>
+    <w:lsdException w:name="Hashtag" w:semiHidden="1" w:unhideWhenUsed="1"/>
+    <w:lsdException w:name="Unresolved Mention" w:semiHidden="1" w:unhideWhenUsed="1"/>
+    <w:lsdException w:name="Smart Link" w:semiHidden="1" w:unhideWhenUsed="1"/>
+  </w:latentStyles>
+  <w:style w:type="paragraph" w:default="1" w:styleId="Normal">
+    <w:name w:val="Normal"/>
+    <w:qFormat/>
   </w:style>
   <w:style w:type="paragraph" w:styleId="Heading1">
     <w:name w:val="heading 1"/>
     <w:basedOn w:val="Normal"/>
     <w:next w:val="Normal"/>
+    <w:uiPriority w:val="9"/>
+    <w:qFormat/>
     <w:pPr>
-      <w:keepNext w:val="1"/>
-      <w:keepLines w:val="1"/>
-      <w:pageBreakBefore w:val="0"/>
-      <w:spacing w:after="120" w:before="400" w:lineRule="auto"/>
+      <w:keepNext/>
+      <w:keepLines/>
+      <w:spacing w:before="400" w:after="120"/>
+      <w:outlineLvl w:val="0"/>
     </w:pPr>
     <w:rPr>
       <w:sz w:val="40"/>
@@ -1674,14 +1839,16 @@
     <w:name w:val="heading 2"/>
     <w:basedOn w:val="Normal"/>
     <w:next w:val="Normal"/>
+    <w:uiPriority w:val="9"/>
+    <w:unhideWhenUsed/>
+    <w:qFormat/>
     <w:pPr>
-      <w:keepNext w:val="1"/>
-      <w:keepLines w:val="1"/>
-      <w:pageBreakBefore w:val="0"/>
-      <w:spacing w:after="120" w:before="360" w:lineRule="auto"/>
+      <w:keepNext/>
+      <w:keepLines/>
+      <w:spacing w:before="360" w:after="120"/>
+      <w:outlineLvl w:val="1"/>
     </w:pPr>
     <w:rPr>
-      <w:b w:val="0"/>
       <w:sz w:val="32"/>
       <w:szCs w:val="32"/>
     </w:rPr>
@@ -1690,14 +1857,17 @@
     <w:name w:val="heading 3"/>
     <w:basedOn w:val="Normal"/>
     <w:next w:val="Normal"/>
+    <w:uiPriority w:val="9"/>
+    <w:semiHidden/>
+    <w:unhideWhenUsed/>
+    <w:qFormat/>
     <w:pPr>
-      <w:keepNext w:val="1"/>
-      <w:keepLines w:val="1"/>
-      <w:pageBreakBefore w:val="0"/>
-      <w:spacing w:after="80" w:before="320" w:lineRule="auto"/>
+      <w:keepNext/>
+      <w:keepLines/>
+      <w:spacing w:before="320" w:after="80"/>
+      <w:outlineLvl w:val="2"/>
     </w:pPr>
     <w:rPr>
-      <w:b w:val="0"/>
       <w:color w:val="434343"/>
       <w:sz w:val="28"/>
       <w:szCs w:val="28"/>
@@ -1707,11 +1877,15 @@
     <w:name w:val="heading 4"/>
     <w:basedOn w:val="Normal"/>
     <w:next w:val="Normal"/>
+    <w:uiPriority w:val="9"/>
+    <w:semiHidden/>
+    <w:unhideWhenUsed/>
+    <w:qFormat/>
     <w:pPr>
-      <w:keepNext w:val="1"/>
-      <w:keepLines w:val="1"/>
-      <w:pageBreakBefore w:val="0"/>
-      <w:spacing w:after="80" w:before="280" w:lineRule="auto"/>
+      <w:keepNext/>
+      <w:keepLines/>
+      <w:spacing w:before="280" w:after="80"/>
+      <w:outlineLvl w:val="3"/>
     </w:pPr>
     <w:rPr>
       <w:color w:val="666666"/>
@@ -1723,44 +1897,76 @@
     <w:name w:val="heading 5"/>
     <w:basedOn w:val="Normal"/>
     <w:next w:val="Normal"/>
+    <w:uiPriority w:val="9"/>
+    <w:semiHidden/>
+    <w:unhideWhenUsed/>
+    <w:qFormat/>
     <w:pPr>
-      <w:keepNext w:val="1"/>
-      <w:keepLines w:val="1"/>
-      <w:pageBreakBefore w:val="0"/>
-      <w:spacing w:after="80" w:before="240" w:lineRule="auto"/>
+      <w:keepNext/>
+      <w:keepLines/>
+      <w:spacing w:before="240" w:after="80"/>
+      <w:outlineLvl w:val="4"/>
     </w:pPr>
     <w:rPr>
       <w:color w:val="666666"/>
-      <w:sz w:val="22"/>
-      <w:szCs w:val="22"/>
     </w:rPr>
   </w:style>
   <w:style w:type="paragraph" w:styleId="Heading6">
     <w:name w:val="heading 6"/>
     <w:basedOn w:val="Normal"/>
     <w:next w:val="Normal"/>
+    <w:uiPriority w:val="9"/>
+    <w:semiHidden/>
+    <w:unhideWhenUsed/>
+    <w:qFormat/>
     <w:pPr>
-      <w:keepNext w:val="1"/>
-      <w:keepLines w:val="1"/>
-      <w:pageBreakBefore w:val="0"/>
-      <w:spacing w:after="80" w:before="240" w:lineRule="auto"/>
+      <w:keepNext/>
+      <w:keepLines/>
+      <w:spacing w:before="240" w:after="80"/>
+      <w:outlineLvl w:val="5"/>
     </w:pPr>
     <w:rPr>
-      <w:i w:val="1"/>
+      <w:i/>
       <w:color w:val="666666"/>
-      <w:sz w:val="22"/>
-      <w:szCs w:val="22"/>
     </w:rPr>
+  </w:style>
+  <w:style w:type="character" w:default="1" w:styleId="DefaultParagraphFont">
+    <w:name w:val="Default Paragraph Font"/>
+    <w:uiPriority w:val="1"/>
+    <w:semiHidden/>
+    <w:unhideWhenUsed/>
+  </w:style>
+  <w:style w:type="table" w:default="1" w:styleId="TableNormal">
+    <w:name w:val="Normal Table"/>
+    <w:uiPriority w:val="99"/>
+    <w:semiHidden/>
+    <w:unhideWhenUsed/>
+    <w:tblPr>
+      <w:tblInd w:w="0" w:type="dxa"/>
+      <w:tblCellMar>
+        <w:top w:w="0" w:type="dxa"/>
+        <w:left w:w="108" w:type="dxa"/>
+        <w:bottom w:w="0" w:type="dxa"/>
+        <w:right w:w="108" w:type="dxa"/>
+      </w:tblCellMar>
+    </w:tblPr>
+  </w:style>
+  <w:style w:type="numbering" w:default="1" w:styleId="NoList">
+    <w:name w:val="No List"/>
+    <w:uiPriority w:val="99"/>
+    <w:semiHidden/>
+    <w:unhideWhenUsed/>
   </w:style>
   <w:style w:type="paragraph" w:styleId="Title">
     <w:name w:val="Title"/>
     <w:basedOn w:val="Normal"/>
     <w:next w:val="Normal"/>
+    <w:uiPriority w:val="10"/>
+    <w:qFormat/>
     <w:pPr>
-      <w:keepNext w:val="1"/>
-      <w:keepLines w:val="1"/>
-      <w:pageBreakBefore w:val="0"/>
-      <w:spacing w:after="60" w:before="0" w:lineRule="auto"/>
+      <w:keepNext/>
+      <w:keepLines/>
+      <w:spacing w:after="60"/>
     </w:pPr>
     <w:rPr>
       <w:sz w:val="52"/>
@@ -1771,15 +1977,14 @@
     <w:name w:val="Subtitle"/>
     <w:basedOn w:val="Normal"/>
     <w:next w:val="Normal"/>
+    <w:uiPriority w:val="11"/>
+    <w:qFormat/>
     <w:pPr>
-      <w:keepNext w:val="1"/>
-      <w:keepLines w:val="1"/>
-      <w:pageBreakBefore w:val="0"/>
-      <w:spacing w:after="320" w:before="0" w:lineRule="auto"/>
+      <w:keepNext/>
+      <w:keepLines/>
+      <w:spacing w:after="320"/>
     </w:pPr>
     <w:rPr>
-      <w:rFonts w:ascii="Arial" w:cs="Arial" w:eastAsia="Arial" w:hAnsi="Arial"/>
-      <w:i w:val="0"/>
       <w:color w:val="666666"/>
       <w:sz w:val="30"/>
       <w:szCs w:val="30"/>
